--- a/README.docx
+++ b/README.docx
@@ -31,6 +31,33 @@
         </w:rPr>
         <w:t xml:space="preserve">4 – Extra Credit </w:t>
       </w:r>
+      <w:r>
+        <w:rPr>
+          <w:b/>
+          <w:bCs/>
+          <w:sz w:val="28"/>
+          <w:szCs w:val="28"/>
+        </w:rPr>
+        <w:t>– Python</w:t>
+      </w:r>
+      <w:r>
+        <w:rPr>
+          <w:b/>
+          <w:bCs/>
+          <w:sz w:val="28"/>
+          <w:szCs w:val="28"/>
+        </w:rPr>
+        <w:t xml:space="preserve"> Survey</w:t>
+      </w:r>
+      <w:r>
+        <w:rPr>
+          <w:b/>
+          <w:bCs/>
+          <w:sz w:val="28"/>
+          <w:szCs w:val="28"/>
+        </w:rPr>
+        <w:t xml:space="preserve"> API</w:t>
+      </w:r>
     </w:p>
     <w:p>
       <w:pPr>
@@ -74,6 +101,20 @@
       </w:r>
       <w:r>
         <w:t>!</w:t>
+      </w:r>
+    </w:p>
+    <w:p>
+      <w:pPr>
+        <w:spacing w:after="0" w:line="240" w:lineRule="auto"/>
+      </w:pPr>
+      <w:r>
+        <w:t>Demo video is contained in the zip file as “</w:t>
+      </w:r>
+      <w:r>
+        <w:t>demo_video.mp4</w:t>
+      </w:r>
+      <w:r>
+        <w:t>”</w:t>
       </w:r>
     </w:p>
     <w:p>
@@ -159,23 +200,7 @@
           <w:b/>
           <w:bCs/>
         </w:rPr>
-        <w:t>For the below examples, please replace {rancher-</w:t>
-      </w:r>
-      <w:proofErr w:type="spellStart"/>
-      <w:r>
-        <w:rPr>
-          <w:b/>
-          <w:bCs/>
-        </w:rPr>
-        <w:t>ip</w:t>
-      </w:r>
-      <w:proofErr w:type="spellEnd"/>
-      <w:r>
-        <w:rPr>
-          <w:b/>
-          <w:bCs/>
-        </w:rPr>
-        <w:t>} with the public IP address of the EC2 instance where your Rancher and Kubernetes cluster is being hosted.</w:t>
+        <w:t>For the below examples, please replace {rancher-ip} with the public IP address of the EC2 instance where your Rancher and Kubernetes cluster is being hosted.</w:t>
       </w:r>
     </w:p>
     <w:p>
@@ -284,19 +309,7 @@
           <w:rPr>
             <w:rStyle w:val="Hyperlink"/>
           </w:rPr>
-          <w:t>http://</w:t>
-        </w:r>
-        <w:r>
-          <w:rPr>
-            <w:rStyle w:val="Hyperlink"/>
-          </w:rPr>
-          <w:t>{rancher-ip}:30008</w:t>
-        </w:r>
-        <w:r>
-          <w:rPr>
-            <w:rStyle w:val="Hyperlink"/>
-          </w:rPr>
-          <w:t>/api/surveys/{id}</w:t>
+          <w:t>http://{rancher-ip}:30008/api/surveys/{id}</w:t>
         </w:r>
       </w:hyperlink>
     </w:p>
@@ -343,19 +356,7 @@
           <w:rPr>
             <w:rStyle w:val="Hyperlink"/>
           </w:rPr>
-          <w:t>http://</w:t>
-        </w:r>
-        <w:r>
-          <w:rPr>
-            <w:rStyle w:val="Hyperlink"/>
-          </w:rPr>
-          <w:t>{rancher-ip}:30008</w:t>
-        </w:r>
-        <w:r>
-          <w:rPr>
-            <w:rStyle w:val="Hyperlink"/>
-          </w:rPr>
-          <w:t>/api/surveys</w:t>
+          <w:t>http://{rancher-ip}:30008/api/surveys</w:t>
         </w:r>
       </w:hyperlink>
     </w:p>
@@ -402,19 +403,7 @@
           <w:rPr>
             <w:rStyle w:val="Hyperlink"/>
           </w:rPr>
-          <w:t>http://</w:t>
-        </w:r>
-        <w:r>
-          <w:rPr>
-            <w:rStyle w:val="Hyperlink"/>
-          </w:rPr>
-          <w:t>{rancher-ip}:30008</w:t>
-        </w:r>
-        <w:r>
-          <w:rPr>
-            <w:rStyle w:val="Hyperlink"/>
-          </w:rPr>
-          <w:t>/api/surveys/{id}</w:t>
+          <w:t>http://{rancher-ip}:30008/api/surveys/{id}</w:t>
         </w:r>
       </w:hyperlink>
     </w:p>
@@ -474,19 +463,7 @@
           <w:rPr>
             <w:rStyle w:val="Hyperlink"/>
           </w:rPr>
-          <w:t>http://</w:t>
-        </w:r>
-        <w:r>
-          <w:rPr>
-            <w:rStyle w:val="Hyperlink"/>
-          </w:rPr>
-          <w:t>{rancher-ip}:30008</w:t>
-        </w:r>
-        <w:r>
-          <w:rPr>
-            <w:rStyle w:val="Hyperlink"/>
-          </w:rPr>
-          <w:t>/api/surveys</w:t>
+          <w:t>http://{rancher-ip}:30008/api/surveys</w:t>
         </w:r>
       </w:hyperlink>
     </w:p>
@@ -549,19 +526,7 @@
           <w:rPr>
             <w:rStyle w:val="Hyperlink"/>
           </w:rPr>
-          <w:t>http://</w:t>
-        </w:r>
-        <w:r>
-          <w:rPr>
-            <w:rStyle w:val="Hyperlink"/>
-          </w:rPr>
-          <w:t>{rancher-ip}:30008</w:t>
-        </w:r>
-        <w:r>
-          <w:rPr>
-            <w:rStyle w:val="Hyperlink"/>
-          </w:rPr>
-          <w:t>/api/surveys/{id}</w:t>
+          <w:t>http://{rancher-ip}:30008/api/surveys/{id}</w:t>
         </w:r>
       </w:hyperlink>
       <w:r>
@@ -586,15 +551,7 @@
         <w:t xml:space="preserve">containerize the </w:t>
       </w:r>
       <w:r>
-        <w:t xml:space="preserve">Python </w:t>
-      </w:r>
-      <w:proofErr w:type="spellStart"/>
-      <w:r>
-        <w:t>FastAPI</w:t>
-      </w:r>
-      <w:proofErr w:type="spellEnd"/>
-      <w:r>
-        <w:t xml:space="preserve"> application </w:t>
+        <w:t xml:space="preserve">Python FastAPI application </w:t>
       </w:r>
       <w:r>
         <w:t xml:space="preserve">using Docker and then deploy it to a Kubernetes cluster, running at least 3 replicas. We use Rancher as a Kubernetes management platform to manage our cluster. </w:t>
@@ -663,15 +620,7 @@
         <w:spacing w:after="0" w:line="240" w:lineRule="auto"/>
       </w:pPr>
       <w:r>
-        <w:t xml:space="preserve">Build the docker image defined in the </w:t>
-      </w:r>
-      <w:proofErr w:type="spellStart"/>
-      <w:r>
-        <w:t>Dockerfile</w:t>
-      </w:r>
-      <w:proofErr w:type="spellEnd"/>
-      <w:r>
-        <w:t xml:space="preserve"> using docker build</w:t>
+        <w:t>Build the docker image defined in the Dockerfile using docker build</w:t>
       </w:r>
       <w:r>
         <w:t>. This image is based off of the base Python image.</w:t>
@@ -721,15 +670,7 @@
         <w:t xml:space="preserve"> (basically deploying the container to 3 pods)</w:t>
       </w:r>
       <w:r>
-        <w:t xml:space="preserve">. The app is exposed externally via a </w:t>
-      </w:r>
-      <w:proofErr w:type="spellStart"/>
-      <w:r>
-        <w:t>NodePort</w:t>
-      </w:r>
-      <w:proofErr w:type="spellEnd"/>
-      <w:r>
-        <w:t xml:space="preserve"> service, with port 3000</w:t>
+        <w:t>. The app is exposed externally via a NodePort service, with port 3000</w:t>
       </w:r>
       <w:r>
         <w:t>8</w:t>
@@ -1016,7 +957,6 @@
     <w:p>
       <w:pPr>
         <w:spacing w:after="0" w:line="240" w:lineRule="auto"/>
-        <w:jc w:val="center"/>
         <w:rPr>
           <w:b/>
           <w:bCs/>
@@ -1026,7 +966,6 @@
     <w:p>
       <w:pPr>
         <w:spacing w:after="0" w:line="240" w:lineRule="auto"/>
-        <w:jc w:val="center"/>
         <w:rPr>
           <w:b/>
           <w:bCs/>
@@ -1719,15 +1658,7 @@
         <w:spacing w:after="0" w:line="240" w:lineRule="auto"/>
       </w:pPr>
       <w:r>
-        <w:t xml:space="preserve">Once connected, please go to the GitHub repository and go to the </w:t>
-      </w:r>
-      <w:proofErr w:type="spellStart"/>
-      <w:r>
-        <w:t>createDb.sql</w:t>
-      </w:r>
-      <w:proofErr w:type="spellEnd"/>
-      <w:r>
-        <w:t xml:space="preserve"> file and copy the command to create the database. This is the only SQL command we need to run. </w:t>
+        <w:t xml:space="preserve">Once connected, please go to the GitHub repository and go to the createDb.sql file and copy the command to create the database. This is the only SQL command we need to run. </w:t>
       </w:r>
     </w:p>
     <w:p>
@@ -1743,15 +1674,7 @@
         <w:t>“</w:t>
       </w:r>
       <w:r>
-        <w:t xml:space="preserve">CREATE DATABASE </w:t>
-      </w:r>
-      <w:proofErr w:type="spellStart"/>
-      <w:r>
-        <w:t>survey_db</w:t>
-      </w:r>
-      <w:proofErr w:type="spellEnd"/>
-      <w:r>
-        <w:t>;</w:t>
+        <w:t>CREATE DATABASE survey_db;</w:t>
       </w:r>
       <w:r>
         <w:t>”</w:t>
@@ -1823,11 +1746,9 @@
       <w:r>
         <w:t>“</w:t>
       </w:r>
-      <w:proofErr w:type="spellStart"/>
       <w:r>
         <w:t>db_secret.json</w:t>
       </w:r>
-      <w:proofErr w:type="spellEnd"/>
       <w:r>
         <w:t>”</w:t>
       </w:r>
@@ -1845,27 +1766,22 @@
         <w:spacing w:after="0" w:line="240" w:lineRule="auto"/>
       </w:pPr>
       <w:r>
-        <w:t xml:space="preserve">Create a file exactly like this but use your own DB link and credentials. Note that I specify the database I want to connect to, </w:t>
-      </w:r>
-      <w:proofErr w:type="spellStart"/>
-      <w:r>
-        <w:t>survey_db</w:t>
-      </w:r>
-      <w:proofErr w:type="spellEnd"/>
-      <w:r>
-        <w:t>, and you should do this as well. We created this database in the previous step.</w:t>
-      </w:r>
-    </w:p>
-    <w:p>
-      <w:pPr>
-        <w:spacing w:after="0" w:line="240" w:lineRule="auto"/>
-      </w:pPr>
-    </w:p>
-    <w:p>
-      <w:pPr>
-        <w:spacing w:after="0" w:line="240" w:lineRule="auto"/>
-      </w:pPr>
-      <w:r>
+        <w:t>Create a file exactly like this but use your own DB link and credentials. Note that I specify the database I want to connect to, survey_db, and you should do this as well. We created this database in the previous step.</w:t>
+      </w:r>
+    </w:p>
+    <w:p>
+      <w:pPr>
+        <w:spacing w:after="0" w:line="240" w:lineRule="auto"/>
+      </w:pPr>
+    </w:p>
+    <w:p>
+      <w:pPr>
+        <w:spacing w:after="0" w:line="240" w:lineRule="auto"/>
+      </w:pPr>
+      <w:r>
+        <w:rPr>
+          <w:noProof/>
+        </w:rPr>
         <w:drawing>
           <wp:inline distT="0" distB="0" distL="0" distR="0" wp14:anchorId="6985ECAF" wp14:editId="4700B650">
             <wp:extent cx="3571336" cy="2148381"/>
@@ -1918,13 +1834,8 @@
         <w:spacing w:after="0" w:line="240" w:lineRule="auto"/>
       </w:pPr>
       <w:r>
-        <w:t xml:space="preserve">Have it </w:t>
-      </w:r>
-      <w:proofErr w:type="gramStart"/>
-      <w:r>
-        <w:t>be</w:t>
-      </w:r>
-      <w:proofErr w:type="gramEnd"/>
+        <w:t>Have it be</w:t>
+      </w:r>
       <w:r>
         <w:t xml:space="preserve"> </w:t>
       </w:r>
@@ -1934,11 +1845,9 @@
       <w:r>
         <w:t>“</w:t>
       </w:r>
-      <w:proofErr w:type="spellStart"/>
       <w:r>
         <w:t>db_secret.json</w:t>
       </w:r>
-      <w:proofErr w:type="spellEnd"/>
       <w:r>
         <w:t>”</w:t>
       </w:r>
@@ -1954,11 +1863,9 @@
       <w:r>
         <w:t xml:space="preserve"> We want to keep these details away from the public which is why we have to add it to Jenkins ourselves. The one in the GitHub repository, also named “</w:t>
       </w:r>
-      <w:proofErr w:type="spellStart"/>
       <w:r>
         <w:t>db_secret.json</w:t>
       </w:r>
-      <w:proofErr w:type="spellEnd"/>
       <w:r>
         <w:t>”, is just an example and doesn’t actually contain any sensitive information.</w:t>
       </w:r>
@@ -2482,15 +2389,7 @@
         <w:spacing w:after="0" w:line="240" w:lineRule="auto"/>
       </w:pPr>
       <w:r>
-        <w:t xml:space="preserve">For both machines, you need to execute the following commands. These will install some dependencies, such as Docker, </w:t>
-      </w:r>
-      <w:proofErr w:type="spellStart"/>
-      <w:r>
-        <w:t>kubectl</w:t>
-      </w:r>
-      <w:proofErr w:type="spellEnd"/>
-      <w:r>
-        <w:t xml:space="preserve">, and generally just update the machines. </w:t>
+        <w:t xml:space="preserve">For both machines, you need to execute the following commands. These will install some dependencies, such as Docker, kubectl, and generally just update the machines. </w:t>
       </w:r>
     </w:p>
     <w:p>
@@ -2504,33 +2403,16 @@
       </w:pPr>
       <w:r>
         <w:tab/>
-      </w:r>
-      <w:proofErr w:type="spellStart"/>
-      <w:r>
-        <w:t>sudo</w:t>
-      </w:r>
-      <w:proofErr w:type="spellEnd"/>
-      <w:r>
-        <w:t xml:space="preserve"> </w:t>
-      </w:r>
-      <w:proofErr w:type="spellStart"/>
-      <w:r>
-        <w:t>su</w:t>
-      </w:r>
-      <w:proofErr w:type="spellEnd"/>
+        <w:t>sudo su</w:t>
+      </w:r>
     </w:p>
     <w:p>
       <w:pPr>
         <w:spacing w:after="0" w:line="240" w:lineRule="auto"/>
         <w:ind w:left="720"/>
       </w:pPr>
-      <w:proofErr w:type="spellStart"/>
-      <w:r>
-        <w:t>sudo</w:t>
-      </w:r>
-      <w:proofErr w:type="spellEnd"/>
-      <w:r>
-        <w:t xml:space="preserve"> apt-get update -y</w:t>
+      <w:r>
+        <w:t>sudo apt-get update -y</w:t>
       </w:r>
     </w:p>
     <w:p>
@@ -2538,13 +2420,8 @@
         <w:spacing w:after="0" w:line="240" w:lineRule="auto"/>
         <w:ind w:left="720"/>
       </w:pPr>
-      <w:proofErr w:type="spellStart"/>
-      <w:r>
-        <w:t>sudo</w:t>
-      </w:r>
-      <w:proofErr w:type="spellEnd"/>
-      <w:r>
-        <w:t xml:space="preserve"> apt-get upgrade -y</w:t>
+      <w:r>
+        <w:t>sudo apt-get upgrade -y</w:t>
       </w:r>
     </w:p>
     <w:p>
@@ -2559,15 +2436,7 @@
         <w:ind w:left="720"/>
       </w:pPr>
       <w:r>
-        <w:t>curl -</w:t>
-      </w:r>
-      <w:proofErr w:type="spellStart"/>
-      <w:r>
-        <w:t>fsSL</w:t>
-      </w:r>
-      <w:proofErr w:type="spellEnd"/>
-      <w:r>
-        <w:t xml:space="preserve"> https://get.docker.com -o get-docker.sh</w:t>
+        <w:t>curl -fsSL https://get.docker.com -o get-docker.sh</w:t>
       </w:r>
     </w:p>
     <w:p>
@@ -2575,21 +2444,8 @@
         <w:spacing w:after="0" w:line="240" w:lineRule="auto"/>
         <w:ind w:left="720"/>
       </w:pPr>
-      <w:proofErr w:type="spellStart"/>
-      <w:r>
-        <w:t>sudo</w:t>
-      </w:r>
-      <w:proofErr w:type="spellEnd"/>
-      <w:r>
-        <w:t xml:space="preserve"> </w:t>
-      </w:r>
-      <w:proofErr w:type="spellStart"/>
-      <w:r>
-        <w:t>sh</w:t>
-      </w:r>
-      <w:proofErr w:type="spellEnd"/>
-      <w:r>
-        <w:t xml:space="preserve"> get-docker.sh</w:t>
+      <w:r>
+        <w:t>sudo sh get-docker.sh</w:t>
       </w:r>
     </w:p>
     <w:p>
@@ -2603,21 +2459,8 @@
         <w:spacing w:after="0" w:line="240" w:lineRule="auto"/>
         <w:ind w:left="720"/>
       </w:pPr>
-      <w:proofErr w:type="spellStart"/>
-      <w:r>
-        <w:t>sudo</w:t>
-      </w:r>
-      <w:proofErr w:type="spellEnd"/>
-      <w:r>
-        <w:t xml:space="preserve"> snap install </w:t>
-      </w:r>
-      <w:proofErr w:type="spellStart"/>
-      <w:r>
-        <w:t>kubectl</w:t>
-      </w:r>
-      <w:proofErr w:type="spellEnd"/>
-      <w:r>
-        <w:t xml:space="preserve"> --classic</w:t>
+      <w:r>
+        <w:t>sudo snap install kubectl --classic</w:t>
       </w:r>
     </w:p>
     <w:p>
@@ -2815,33 +2658,16 @@
       </w:pPr>
       <w:r>
         <w:tab/>
-      </w:r>
-      <w:proofErr w:type="spellStart"/>
-      <w:r>
-        <w:t>sudo</w:t>
-      </w:r>
-      <w:proofErr w:type="spellEnd"/>
-      <w:r>
-        <w:t xml:space="preserve"> </w:t>
-      </w:r>
-      <w:proofErr w:type="spellStart"/>
-      <w:r>
-        <w:t>su</w:t>
-      </w:r>
-      <w:proofErr w:type="spellEnd"/>
+        <w:t>sudo su</w:t>
+      </w:r>
     </w:p>
     <w:p>
       <w:pPr>
         <w:spacing w:after="0" w:line="240" w:lineRule="auto"/>
         <w:ind w:left="720"/>
       </w:pPr>
-      <w:proofErr w:type="spellStart"/>
-      <w:r>
-        <w:t>sudo</w:t>
-      </w:r>
-      <w:proofErr w:type="spellEnd"/>
-      <w:r>
-        <w:t xml:space="preserve"> apt-get update -y</w:t>
+      <w:r>
+        <w:t>sudo apt-get update -y</w:t>
       </w:r>
     </w:p>
     <w:p>
@@ -2849,13 +2675,8 @@
         <w:spacing w:after="0" w:line="240" w:lineRule="auto"/>
         <w:ind w:left="720"/>
       </w:pPr>
-      <w:proofErr w:type="spellStart"/>
-      <w:r>
-        <w:t>sudo</w:t>
-      </w:r>
-      <w:proofErr w:type="spellEnd"/>
-      <w:r>
-        <w:t xml:space="preserve"> apt-get upgrade -y</w:t>
+      <w:r>
+        <w:t>sudo apt-get upgrade -y</w:t>
       </w:r>
     </w:p>
     <w:p>
@@ -2870,15 +2691,7 @@
         <w:ind w:left="720"/>
       </w:pPr>
       <w:r>
-        <w:t>curl -</w:t>
-      </w:r>
-      <w:proofErr w:type="spellStart"/>
-      <w:r>
-        <w:t>fsSL</w:t>
-      </w:r>
-      <w:proofErr w:type="spellEnd"/>
-      <w:r>
-        <w:t xml:space="preserve"> https://get.docker.com -o get-docker.sh</w:t>
+        <w:t>curl -fsSL https://get.docker.com -o get-docker.sh</w:t>
       </w:r>
     </w:p>
     <w:p>
@@ -2886,21 +2699,8 @@
         <w:spacing w:after="0" w:line="240" w:lineRule="auto"/>
         <w:ind w:left="720"/>
       </w:pPr>
-      <w:proofErr w:type="spellStart"/>
-      <w:r>
-        <w:t>sudo</w:t>
-      </w:r>
-      <w:proofErr w:type="spellEnd"/>
-      <w:r>
-        <w:t xml:space="preserve"> </w:t>
-      </w:r>
-      <w:proofErr w:type="spellStart"/>
-      <w:r>
-        <w:t>sh</w:t>
-      </w:r>
-      <w:proofErr w:type="spellEnd"/>
-      <w:r>
-        <w:t xml:space="preserve"> get-docker.sh</w:t>
+      <w:r>
+        <w:t>sudo sh get-docker.sh</w:t>
       </w:r>
     </w:p>
     <w:p>
@@ -2914,21 +2714,8 @@
         <w:spacing w:after="0" w:line="240" w:lineRule="auto"/>
         <w:ind w:left="720"/>
       </w:pPr>
-      <w:proofErr w:type="spellStart"/>
-      <w:r>
-        <w:t>sudo</w:t>
-      </w:r>
-      <w:proofErr w:type="spellEnd"/>
-      <w:r>
-        <w:t xml:space="preserve"> snap install </w:t>
-      </w:r>
-      <w:proofErr w:type="spellStart"/>
-      <w:r>
-        <w:t>kubectl</w:t>
-      </w:r>
-      <w:proofErr w:type="spellEnd"/>
-      <w:r>
-        <w:t xml:space="preserve"> </w:t>
+      <w:r>
+        <w:t xml:space="preserve">sudo snap install kubectl </w:t>
       </w:r>
       <w:r>
         <w:t>–</w:t>
@@ -2960,13 +2747,8 @@
         <w:spacing w:after="0" w:line="240" w:lineRule="auto"/>
         <w:ind w:left="720"/>
       </w:pPr>
-      <w:proofErr w:type="spellStart"/>
-      <w:r>
-        <w:t>sudo</w:t>
-      </w:r>
-      <w:proofErr w:type="spellEnd"/>
-      <w:r>
-        <w:t xml:space="preserve"> docker run --privileged -d --restart=unless-stopped -p 80:80 -p 443:443 rancher/rancher</w:t>
+      <w:r>
+        <w:t>sudo docker run --privileged -d --restart=unless-stopped -p 80:80 -p 443:443 rancher/rancher</w:t>
       </w:r>
     </w:p>
     <w:p>
@@ -2993,7 +2775,13 @@
         <w:spacing w:after="0" w:line="240" w:lineRule="auto"/>
       </w:pPr>
       <w:r>
-        <w:t>http://{ec2-public-ip}:80</w:t>
+        <w:t>http://{</w:t>
+      </w:r>
+      <w:r>
+        <w:t>rancher-ec2</w:t>
+      </w:r>
+      <w:r>
+        <w:t>-public-ip}:80</w:t>
       </w:r>
     </w:p>
     <w:p>
@@ -3173,11 +2961,9 @@
       <w:r>
         <w:t xml:space="preserve"> Follow the </w:t>
       </w:r>
-      <w:proofErr w:type="gramStart"/>
-      <w:r>
-        <w:t>sign up</w:t>
-      </w:r>
-      <w:proofErr w:type="gramEnd"/>
+      <w:r>
+        <w:t>sign-up</w:t>
+      </w:r>
       <w:r>
         <w:t xml:space="preserve"> instructions and login to Rancher.</w:t>
       </w:r>
@@ -3445,15 +3231,7 @@
         <w:spacing w:after="0" w:line="240" w:lineRule="auto"/>
       </w:pPr>
       <w:r>
-        <w:t xml:space="preserve">Then, you need to register a control plane, </w:t>
-      </w:r>
-      <w:proofErr w:type="spellStart"/>
-      <w:r>
-        <w:t>etcd</w:t>
-      </w:r>
-      <w:proofErr w:type="spellEnd"/>
-      <w:r>
-        <w:t xml:space="preserve">, and worker node. You can do these on separate machines, but let’s just do it here on the Rancher instance since this is a large machine and can handle it. Please select the “insecure” option of the registration command or this won’t work. Copy it and run it on your Rancher instance. </w:t>
+        <w:t xml:space="preserve">Then, you need to register a control plane, etcd, and worker node. You can do these on separate machines, but let’s just do it here on the Rancher instance since this is a large machine and can handle it. Please select the “insecure” option of the registration command or this won’t work. Copy it and run it on your Rancher instance. </w:t>
       </w:r>
     </w:p>
     <w:p>
@@ -3585,36 +3363,20 @@
       </w:pPr>
       <w:r>
         <w:lastRenderedPageBreak/>
-        <w:t xml:space="preserve">We have our K8s cluster created, named “cluster”, and it has 1 worker node, 1 control plane, and 1 </w:t>
-      </w:r>
-      <w:proofErr w:type="spellStart"/>
-      <w:r>
-        <w:t>etcd</w:t>
-      </w:r>
-      <w:proofErr w:type="spellEnd"/>
-      <w:r>
-        <w:t xml:space="preserve"> node, all on the same machine as where our cluster is. </w:t>
-      </w:r>
-    </w:p>
-    <w:p>
-      <w:pPr>
-        <w:spacing w:after="0" w:line="240" w:lineRule="auto"/>
-      </w:pPr>
-    </w:p>
-    <w:p>
-      <w:pPr>
-        <w:spacing w:after="0" w:line="240" w:lineRule="auto"/>
-      </w:pPr>
-      <w:r>
-        <w:t xml:space="preserve">The last step that you should do is download the </w:t>
-      </w:r>
-      <w:proofErr w:type="spellStart"/>
-      <w:r>
-        <w:t>kubeconfig</w:t>
-      </w:r>
-      <w:proofErr w:type="spellEnd"/>
-      <w:r>
-        <w:t xml:space="preserve"> file to your computer, as we will need it here shortly for the Jenkins instance:</w:t>
+        <w:t xml:space="preserve">We have our K8s cluster created, named “cluster”, and it has 1 worker node, 1 control plane, and 1 etcd node, all on the same machine as where our cluster is. </w:t>
+      </w:r>
+    </w:p>
+    <w:p>
+      <w:pPr>
+        <w:spacing w:after="0" w:line="240" w:lineRule="auto"/>
+      </w:pPr>
+    </w:p>
+    <w:p>
+      <w:pPr>
+        <w:spacing w:after="0" w:line="240" w:lineRule="auto"/>
+      </w:pPr>
+      <w:r>
+        <w:t>The last step that you should do is download the kubeconfig file to your computer, as we will need it here shortly for the Jenkins instance:</w:t>
       </w:r>
     </w:p>
     <w:p>
@@ -3695,15 +3457,7 @@
         <w:spacing w:after="0" w:line="240" w:lineRule="auto"/>
       </w:pPr>
       <w:r>
-        <w:t xml:space="preserve">This allows us to connect to our cluster from different machines and instances (like our Jenkins instance that we will make after this) using the </w:t>
-      </w:r>
-      <w:proofErr w:type="spellStart"/>
-      <w:r>
-        <w:t>kubeconfig</w:t>
-      </w:r>
-      <w:proofErr w:type="spellEnd"/>
-      <w:r>
-        <w:t xml:space="preserve"> file. </w:t>
+        <w:t xml:space="preserve">This allows us to connect to our cluster from different machines and instances (like our Jenkins instance that we will make after this) using the kubeconfig file. </w:t>
       </w:r>
     </w:p>
     <w:p>
@@ -3722,7 +3476,13 @@
         <w:br/>
       </w:r>
       <w:r>
-        <w:t>http://{ec2-public-ip}:80</w:t>
+        <w:t>http://{</w:t>
+      </w:r>
+      <w:r>
+        <w:t>rancher-ec2</w:t>
+      </w:r>
+      <w:r>
+        <w:t>-public-ip}:80</w:t>
       </w:r>
     </w:p>
     <w:p>
@@ -3885,7 +3645,19 @@
           <w:rPr>
             <w:rStyle w:val="Hyperlink"/>
           </w:rPr>
-          <w:t>https://github.com/qasimshahid/qshahid-swe645-asst4/</w:t>
+          <w:t>https://github.com/qasimshahid/qshahid-swe645-ass</w:t>
+        </w:r>
+        <w:r>
+          <w:rPr>
+            <w:rStyle w:val="Hyperlink"/>
+          </w:rPr>
+          <w:t>t</w:t>
+        </w:r>
+        <w:r>
+          <w:rPr>
+            <w:rStyle w:val="Hyperlink"/>
+          </w:rPr>
+          <w:t>4/</w:t>
         </w:r>
       </w:hyperlink>
     </w:p>
@@ -3942,6 +3714,9 @@
         <w:spacing w:after="0" w:line="240" w:lineRule="auto"/>
       </w:pPr>
       <w:r>
+        <w:rPr>
+          <w:noProof/>
+        </w:rPr>
         <w:drawing>
           <wp:inline distT="0" distB="0" distL="0" distR="0" wp14:anchorId="09F5F90E" wp14:editId="15E8AC5F">
             <wp:extent cx="3278038" cy="2516314"/>
@@ -4082,7 +3857,13 @@
         <w:t>{</w:t>
       </w:r>
       <w:r>
-        <w:t>jenkins-public-ip</w:t>
+        <w:t>jenkins</w:t>
+      </w:r>
+      <w:r>
+        <w:t>-ec2</w:t>
+      </w:r>
+      <w:r>
+        <w:t>-public-ip</w:t>
       </w:r>
       <w:r>
         <w:t>}</w:t>
@@ -4095,23 +3876,13 @@
       </w:r>
       <w:r>
         <w:br/>
-        <w:t>Replace {</w:t>
-      </w:r>
-      <w:proofErr w:type="spellStart"/>
-      <w:r>
-        <w:t>jenkins</w:t>
-      </w:r>
-      <w:proofErr w:type="spellEnd"/>
-      <w:r>
-        <w:t>-public-</w:t>
-      </w:r>
-      <w:proofErr w:type="spellStart"/>
-      <w:r>
-        <w:t>ip</w:t>
-      </w:r>
-      <w:proofErr w:type="spellEnd"/>
-      <w:r>
-        <w:t xml:space="preserve">} with the public elastic IP of your Jenkins instance and use the following settings: </w:t>
+        <w:t>Replace {jenkins-</w:t>
+      </w:r>
+      <w:r>
+        <w:t>ec2-</w:t>
+      </w:r>
+      <w:r>
+        <w:t xml:space="preserve">public-ip} with the public IP of your Jenkins instance and use the following settings: </w:t>
       </w:r>
     </w:p>
     <w:p>
@@ -4179,7 +3950,10 @@
         <w:spacing w:after="0" w:line="240" w:lineRule="auto"/>
       </w:pPr>
       <w:r>
-        <w:t xml:space="preserve">Add this webhook. </w:t>
+        <w:t>Add this webhook</w:t>
+      </w:r>
+      <w:r>
+        <w:t xml:space="preserve"> and disable SSL verification.</w:t>
       </w:r>
     </w:p>
     <w:p>
@@ -4410,32 +4184,253 @@
         <w:spacing w:after="0" w:line="240" w:lineRule="auto"/>
         <w:ind w:firstLine="720"/>
       </w:pPr>
-      <w:proofErr w:type="spellStart"/>
-      <w:r>
-        <w:t>sudo</w:t>
-      </w:r>
-      <w:proofErr w:type="spellEnd"/>
+      <w:r>
+        <w:t>sudo su</w:t>
+      </w:r>
+    </w:p>
+    <w:p>
+      <w:pPr>
+        <w:spacing w:after="0" w:line="240" w:lineRule="auto"/>
+        <w:ind w:left="720"/>
+      </w:pPr>
+      <w:r>
+        <w:t>sudo apt-get update -y</w:t>
+      </w:r>
+    </w:p>
+    <w:p>
+      <w:pPr>
+        <w:spacing w:after="0" w:line="240" w:lineRule="auto"/>
+        <w:ind w:left="720"/>
+      </w:pPr>
+      <w:r>
+        <w:t>sudo apt-get upgrade -y</w:t>
+      </w:r>
+    </w:p>
+    <w:p>
+      <w:pPr>
+        <w:spacing w:after="0" w:line="240" w:lineRule="auto"/>
+        <w:ind w:left="720"/>
+      </w:pPr>
+    </w:p>
+    <w:p>
+      <w:pPr>
+        <w:spacing w:after="0" w:line="240" w:lineRule="auto"/>
+        <w:ind w:left="720"/>
+      </w:pPr>
+      <w:r>
+        <w:t>curl -fsSL https://get.docker.com -o get-docker.sh</w:t>
+      </w:r>
+    </w:p>
+    <w:p>
+      <w:pPr>
+        <w:spacing w:after="0" w:line="240" w:lineRule="auto"/>
+        <w:ind w:left="720"/>
+      </w:pPr>
+      <w:r>
+        <w:t>sudo sh get-docker.sh</w:t>
+      </w:r>
+    </w:p>
+    <w:p>
+      <w:pPr>
+        <w:spacing w:after="0" w:line="240" w:lineRule="auto"/>
+        <w:ind w:left="720"/>
+      </w:pPr>
+    </w:p>
+    <w:p>
+      <w:pPr>
+        <w:spacing w:after="0" w:line="240" w:lineRule="auto"/>
+        <w:ind w:left="720"/>
+      </w:pPr>
+      <w:r>
+        <w:t>sudo snap install kubectl --classic</w:t>
+      </w:r>
+    </w:p>
+    <w:p>
+      <w:pPr>
+        <w:spacing w:after="0" w:line="240" w:lineRule="auto"/>
+      </w:pPr>
+    </w:p>
+    <w:p>
+      <w:pPr>
+        <w:spacing w:after="0" w:line="240" w:lineRule="auto"/>
+      </w:pPr>
+    </w:p>
+    <w:p>
+      <w:pPr>
+        <w:spacing w:after="0" w:line="240" w:lineRule="auto"/>
+      </w:pPr>
+      <w:r>
+        <w:t>After that, please execute the following commands or follow the instructions from the official Jenkins site on how to download for Ubuntu (</w:t>
+      </w:r>
+      <w:r>
+        <w:t>https://www.jenkins.io/doc/book/installing/linux/</w:t>
+      </w:r>
+      <w:r>
+        <w:t xml:space="preserve">): </w:t>
+      </w:r>
+      <w:r>
+        <w:br/>
+      </w:r>
+    </w:p>
+    <w:p>
+      <w:pPr>
+        <w:spacing w:after="0" w:line="240" w:lineRule="auto"/>
+        <w:ind w:left="720"/>
+      </w:pPr>
+      <w:r>
+        <w:t>sudo apt install fontconfig openjdk-17-jre</w:t>
+      </w:r>
+      <w:r>
+        <w:t xml:space="preserve"> -y</w:t>
+      </w:r>
+    </w:p>
+    <w:p>
+      <w:pPr>
+        <w:spacing w:after="0" w:line="240" w:lineRule="auto"/>
+        <w:ind w:left="720"/>
+      </w:pPr>
+    </w:p>
+    <w:p>
+      <w:pPr>
+        <w:spacing w:after="0" w:line="240" w:lineRule="auto"/>
+        <w:ind w:left="720"/>
+      </w:pPr>
+      <w:r>
+        <w:t>sudo wget -O /usr/share/keyrings/jenkins-keyring.asc \</w:t>
+      </w:r>
+    </w:p>
+    <w:p>
+      <w:pPr>
+        <w:spacing w:after="0" w:line="240" w:lineRule="auto"/>
+        <w:ind w:left="720"/>
+      </w:pPr>
+      <w:r>
+        <w:t xml:space="preserve">  https://pkg.jenkins.io/debian-stable/jenkins.io-2023.key</w:t>
+      </w:r>
+    </w:p>
+    <w:p>
+      <w:pPr>
+        <w:spacing w:after="0" w:line="240" w:lineRule="auto"/>
+        <w:ind w:left="720"/>
+      </w:pPr>
+      <w:r>
+        <w:t>echo "deb [signed-by=/usr/share/keyrings/jenkins-keyring.asc]" \</w:t>
+      </w:r>
+    </w:p>
+    <w:p>
+      <w:pPr>
+        <w:spacing w:after="0" w:line="240" w:lineRule="auto"/>
+        <w:ind w:left="720"/>
+      </w:pPr>
+      <w:r>
+        <w:t xml:space="preserve">  https://pkg.jenkins.io/debian-stable binary/ | sudo tee \</w:t>
+      </w:r>
+    </w:p>
+    <w:p>
+      <w:pPr>
+        <w:spacing w:after="0" w:line="240" w:lineRule="auto"/>
+        <w:ind w:left="720"/>
+      </w:pPr>
+      <w:r>
+        <w:t xml:space="preserve">  /etc/apt/sources.list.d/jenkins.list &gt; /dev/null</w:t>
+      </w:r>
+    </w:p>
+    <w:p>
+      <w:pPr>
+        <w:spacing w:after="0" w:line="240" w:lineRule="auto"/>
+        <w:ind w:left="720"/>
+      </w:pPr>
+      <w:r>
+        <w:t>sudo apt-get update</w:t>
+      </w:r>
+    </w:p>
+    <w:p>
+      <w:pPr>
+        <w:spacing w:after="0" w:line="240" w:lineRule="auto"/>
+        <w:ind w:left="720"/>
+      </w:pPr>
+      <w:r>
+        <w:t xml:space="preserve">sudo apt-get install </w:t>
+      </w:r>
+      <w:r>
+        <w:t>jenkins -y</w:t>
+      </w:r>
+    </w:p>
+    <w:p>
+      <w:pPr>
+        <w:spacing w:after="0" w:line="240" w:lineRule="auto"/>
+        <w:ind w:left="720"/>
+      </w:pPr>
+    </w:p>
+    <w:p>
+      <w:pPr>
+        <w:spacing w:after="0" w:line="240" w:lineRule="auto"/>
+        <w:ind w:left="720"/>
+      </w:pPr>
+    </w:p>
+    <w:p>
+      <w:pPr>
+        <w:spacing w:after="0" w:line="240" w:lineRule="auto"/>
+        <w:ind w:left="720"/>
+      </w:pPr>
+    </w:p>
+    <w:p>
+      <w:pPr>
+        <w:spacing w:after="0" w:line="240" w:lineRule="auto"/>
+        <w:ind w:left="720"/>
+      </w:pPr>
+    </w:p>
+    <w:p>
+      <w:pPr>
+        <w:spacing w:after="0" w:line="240" w:lineRule="auto"/>
+        <w:ind w:left="720"/>
+      </w:pPr>
+      <w:r>
+        <w:lastRenderedPageBreak/>
+        <w:t>sudo usermod -a -G docker jenkins</w:t>
+      </w:r>
+      <w:r>
+        <w:br/>
+      </w:r>
+    </w:p>
+    <w:p>
+      <w:pPr>
+        <w:spacing w:after="0" w:line="240" w:lineRule="auto"/>
+      </w:pPr>
+      <w:r>
+        <w:t>(</w:t>
+      </w:r>
+      <w:r>
+        <w:t>This command is</w:t>
+      </w:r>
+      <w:r>
+        <w:t xml:space="preserve"> SUPER IMPORTANT</w:t>
+      </w:r>
+      <w:r>
+        <w:t>, make sure to execute this one or else builds might fail.</w:t>
+      </w:r>
+      <w:r>
+        <w:t xml:space="preserve"> If it does not work after your first build and you get some docker permission issues, execute it again</w:t>
+      </w:r>
+      <w:r>
+        <w:t>)</w:t>
+      </w:r>
       <w:r>
         <w:t xml:space="preserve"> </w:t>
       </w:r>
-      <w:proofErr w:type="spellStart"/>
-      <w:r>
-        <w:t>su</w:t>
-      </w:r>
-      <w:proofErr w:type="spellEnd"/>
+    </w:p>
+    <w:p>
+      <w:pPr>
+        <w:spacing w:after="0" w:line="240" w:lineRule="auto"/>
+      </w:pPr>
     </w:p>
     <w:p>
       <w:pPr>
         <w:spacing w:after="0" w:line="240" w:lineRule="auto"/>
         <w:ind w:left="720"/>
       </w:pPr>
-      <w:proofErr w:type="spellStart"/>
-      <w:r>
-        <w:t>sudo</w:t>
-      </w:r>
-      <w:proofErr w:type="spellEnd"/>
-      <w:r>
-        <w:t xml:space="preserve"> apt-get update -y</w:t>
+      <w:r>
+        <w:t>sudo systemctl enable jenkins</w:t>
       </w:r>
     </w:p>
     <w:p>
@@ -4443,13 +4438,8 @@
         <w:spacing w:after="0" w:line="240" w:lineRule="auto"/>
         <w:ind w:left="720"/>
       </w:pPr>
-      <w:proofErr w:type="spellStart"/>
-      <w:r>
-        <w:t>sudo</w:t>
-      </w:r>
-      <w:proofErr w:type="spellEnd"/>
-      <w:r>
-        <w:t xml:space="preserve"> apt-get upgrade -y</w:t>
+      <w:r>
+        <w:t>sudo systemctl start jenkins</w:t>
       </w:r>
     </w:p>
     <w:p>
@@ -4457,471 +4447,27 @@
         <w:spacing w:after="0" w:line="240" w:lineRule="auto"/>
         <w:ind w:left="720"/>
       </w:pPr>
-    </w:p>
-    <w:p>
-      <w:pPr>
-        <w:spacing w:after="0" w:line="240" w:lineRule="auto"/>
-        <w:ind w:left="720"/>
-      </w:pPr>
-      <w:r>
-        <w:t>curl -</w:t>
-      </w:r>
-      <w:proofErr w:type="spellStart"/>
-      <w:r>
-        <w:t>fsSL</w:t>
-      </w:r>
-      <w:proofErr w:type="spellEnd"/>
-      <w:r>
-        <w:t xml:space="preserve"> https://get.docker.com -o get-docker.sh</w:t>
-      </w:r>
-    </w:p>
-    <w:p>
-      <w:pPr>
-        <w:spacing w:after="0" w:line="240" w:lineRule="auto"/>
-        <w:ind w:left="720"/>
-      </w:pPr>
-      <w:proofErr w:type="spellStart"/>
-      <w:r>
-        <w:t>sudo</w:t>
-      </w:r>
-      <w:proofErr w:type="spellEnd"/>
-      <w:r>
-        <w:t xml:space="preserve"> </w:t>
-      </w:r>
-      <w:proofErr w:type="spellStart"/>
-      <w:r>
-        <w:t>sh</w:t>
-      </w:r>
-      <w:proofErr w:type="spellEnd"/>
-      <w:r>
-        <w:t xml:space="preserve"> get-docker.sh</w:t>
-      </w:r>
-    </w:p>
-    <w:p>
-      <w:pPr>
-        <w:spacing w:after="0" w:line="240" w:lineRule="auto"/>
-        <w:ind w:left="720"/>
-      </w:pPr>
-    </w:p>
-    <w:p>
-      <w:pPr>
-        <w:spacing w:after="0" w:line="240" w:lineRule="auto"/>
-        <w:ind w:left="720"/>
-      </w:pPr>
-      <w:proofErr w:type="spellStart"/>
-      <w:r>
-        <w:t>sudo</w:t>
-      </w:r>
-      <w:proofErr w:type="spellEnd"/>
-      <w:r>
-        <w:t xml:space="preserve"> snap install </w:t>
-      </w:r>
-      <w:proofErr w:type="spellStart"/>
-      <w:r>
-        <w:t>kubectl</w:t>
-      </w:r>
-      <w:proofErr w:type="spellEnd"/>
-      <w:r>
-        <w:t xml:space="preserve"> --classic</w:t>
-      </w:r>
-    </w:p>
-    <w:p>
-      <w:pPr>
-        <w:spacing w:after="0" w:line="240" w:lineRule="auto"/>
-      </w:pPr>
-    </w:p>
-    <w:p>
-      <w:pPr>
-        <w:spacing w:after="0" w:line="240" w:lineRule="auto"/>
-      </w:pPr>
-    </w:p>
-    <w:p>
-      <w:pPr>
-        <w:spacing w:after="0" w:line="240" w:lineRule="auto"/>
-      </w:pPr>
-      <w:r>
-        <w:t>After that, please execute the following commands or follow the instructions from the official Jenkins site on how to download for Ubuntu (</w:t>
-      </w:r>
-      <w:r>
-        <w:t>https://www.jenkins.io/doc/book/installing/linux/</w:t>
-      </w:r>
-      <w:r>
-        <w:t xml:space="preserve">): </w:t>
-      </w:r>
-      <w:r>
-        <w:br/>
-      </w:r>
-    </w:p>
-    <w:p>
-      <w:pPr>
-        <w:spacing w:after="0" w:line="240" w:lineRule="auto"/>
-        <w:ind w:left="720"/>
-      </w:pPr>
-      <w:proofErr w:type="spellStart"/>
-      <w:r>
-        <w:t>sudo</w:t>
-      </w:r>
-      <w:proofErr w:type="spellEnd"/>
-      <w:r>
-        <w:t xml:space="preserve"> apt install </w:t>
-      </w:r>
-      <w:proofErr w:type="spellStart"/>
-      <w:r>
-        <w:t>fontconfig</w:t>
-      </w:r>
-      <w:proofErr w:type="spellEnd"/>
-      <w:r>
-        <w:t xml:space="preserve"> openjdk-17-jre</w:t>
-      </w:r>
-      <w:r>
-        <w:t xml:space="preserve"> -y</w:t>
-      </w:r>
-    </w:p>
-    <w:p>
-      <w:pPr>
-        <w:spacing w:after="0" w:line="240" w:lineRule="auto"/>
-        <w:ind w:left="720"/>
-      </w:pPr>
-    </w:p>
-    <w:p>
-      <w:pPr>
-        <w:spacing w:after="0" w:line="240" w:lineRule="auto"/>
-        <w:ind w:left="720"/>
-      </w:pPr>
-      <w:proofErr w:type="spellStart"/>
-      <w:r>
-        <w:t>sudo</w:t>
-      </w:r>
-      <w:proofErr w:type="spellEnd"/>
-      <w:r>
-        <w:t xml:space="preserve"> </w:t>
-      </w:r>
-      <w:proofErr w:type="spellStart"/>
-      <w:r>
-        <w:t>wget</w:t>
-      </w:r>
-      <w:proofErr w:type="spellEnd"/>
-      <w:r>
-        <w:t xml:space="preserve"> -O /</w:t>
-      </w:r>
-      <w:proofErr w:type="spellStart"/>
-      <w:r>
-        <w:t>usr</w:t>
-      </w:r>
-      <w:proofErr w:type="spellEnd"/>
-      <w:r>
-        <w:t>/share/keyrings/</w:t>
-      </w:r>
-      <w:proofErr w:type="spellStart"/>
-      <w:r>
-        <w:t>jenkins-keyring.asc</w:t>
-      </w:r>
-      <w:proofErr w:type="spellEnd"/>
-      <w:r>
-        <w:t xml:space="preserve"> \</w:t>
-      </w:r>
-    </w:p>
-    <w:p>
-      <w:pPr>
-        <w:spacing w:after="0" w:line="240" w:lineRule="auto"/>
-        <w:ind w:left="720"/>
-      </w:pPr>
-      <w:r>
-        <w:t xml:space="preserve">  https://pkg.jenkins.io/debian-stable/jenkins.io-2023.key</w:t>
-      </w:r>
-    </w:p>
-    <w:p>
-      <w:pPr>
-        <w:spacing w:after="0" w:line="240" w:lineRule="auto"/>
-        <w:ind w:left="720"/>
-      </w:pPr>
-      <w:r>
-        <w:t>echo "deb [signed-by=/</w:t>
-      </w:r>
-      <w:proofErr w:type="spellStart"/>
-      <w:r>
-        <w:t>usr</w:t>
-      </w:r>
-      <w:proofErr w:type="spellEnd"/>
-      <w:r>
-        <w:t>/share/keyrings/</w:t>
-      </w:r>
-      <w:proofErr w:type="spellStart"/>
-      <w:r>
-        <w:t>jenkins-keyring.asc</w:t>
-      </w:r>
-      <w:proofErr w:type="spellEnd"/>
-      <w:r>
-        <w:t>]" \</w:t>
-      </w:r>
-    </w:p>
-    <w:p>
-      <w:pPr>
-        <w:spacing w:after="0" w:line="240" w:lineRule="auto"/>
-        <w:ind w:left="720"/>
-      </w:pPr>
-      <w:r>
-        <w:t xml:space="preserve">  https://pkg.jenkins.io/debian-stable binary/ | </w:t>
-      </w:r>
-      <w:proofErr w:type="spellStart"/>
-      <w:r>
-        <w:t>sudo</w:t>
-      </w:r>
-      <w:proofErr w:type="spellEnd"/>
-      <w:r>
-        <w:t xml:space="preserve"> tee \</w:t>
-      </w:r>
-    </w:p>
-    <w:p>
-      <w:pPr>
-        <w:spacing w:after="0" w:line="240" w:lineRule="auto"/>
-        <w:ind w:left="720"/>
-      </w:pPr>
-      <w:r>
-        <w:t xml:space="preserve">  /etc/apt/</w:t>
-      </w:r>
-      <w:proofErr w:type="spellStart"/>
-      <w:r>
-        <w:t>sources.list.d</w:t>
-      </w:r>
-      <w:proofErr w:type="spellEnd"/>
-      <w:r>
-        <w:t>/</w:t>
-      </w:r>
-      <w:proofErr w:type="spellStart"/>
-      <w:r>
-        <w:t>jenkins.list</w:t>
-      </w:r>
-      <w:proofErr w:type="spellEnd"/>
-      <w:r>
-        <w:t xml:space="preserve"> &gt; /dev/null</w:t>
-      </w:r>
-    </w:p>
-    <w:p>
-      <w:pPr>
-        <w:spacing w:after="0" w:line="240" w:lineRule="auto"/>
-        <w:ind w:left="720"/>
-      </w:pPr>
-      <w:proofErr w:type="spellStart"/>
-      <w:r>
-        <w:t>sudo</w:t>
-      </w:r>
-      <w:proofErr w:type="spellEnd"/>
-      <w:r>
-        <w:t xml:space="preserve"> apt-get update</w:t>
-      </w:r>
-    </w:p>
-    <w:p>
-      <w:pPr>
-        <w:spacing w:after="0" w:line="240" w:lineRule="auto"/>
-        <w:ind w:left="720"/>
-      </w:pPr>
-      <w:proofErr w:type="spellStart"/>
-      <w:r>
-        <w:t>sudo</w:t>
-      </w:r>
-      <w:proofErr w:type="spellEnd"/>
-      <w:r>
-        <w:t xml:space="preserve"> apt-get install </w:t>
-      </w:r>
-      <w:proofErr w:type="spellStart"/>
-      <w:r>
-        <w:t>jenkins</w:t>
-      </w:r>
-      <w:proofErr w:type="spellEnd"/>
-      <w:r>
-        <w:t xml:space="preserve"> -y</w:t>
-      </w:r>
-    </w:p>
-    <w:p>
-      <w:pPr>
-        <w:spacing w:after="0" w:line="240" w:lineRule="auto"/>
-        <w:ind w:left="720"/>
-      </w:pPr>
-    </w:p>
-    <w:p>
-      <w:pPr>
-        <w:spacing w:after="0" w:line="240" w:lineRule="auto"/>
-        <w:ind w:left="720"/>
-      </w:pPr>
-    </w:p>
-    <w:p>
-      <w:pPr>
-        <w:spacing w:after="0" w:line="240" w:lineRule="auto"/>
-        <w:ind w:left="720"/>
-      </w:pPr>
-    </w:p>
-    <w:p>
-      <w:pPr>
-        <w:spacing w:after="0" w:line="240" w:lineRule="auto"/>
-        <w:ind w:left="720"/>
-      </w:pPr>
-    </w:p>
-    <w:p>
-      <w:pPr>
-        <w:spacing w:after="0" w:line="240" w:lineRule="auto"/>
-        <w:ind w:left="720"/>
-      </w:pPr>
-      <w:proofErr w:type="spellStart"/>
-      <w:r>
-        <w:lastRenderedPageBreak/>
-        <w:t>sudo</w:t>
-      </w:r>
-      <w:proofErr w:type="spellEnd"/>
-      <w:r>
-        <w:t xml:space="preserve"> </w:t>
-      </w:r>
-      <w:proofErr w:type="spellStart"/>
-      <w:r>
-        <w:t>usermod</w:t>
-      </w:r>
-      <w:proofErr w:type="spellEnd"/>
-      <w:r>
-        <w:t xml:space="preserve"> -a -G docker </w:t>
-      </w:r>
-      <w:proofErr w:type="spellStart"/>
-      <w:r>
-        <w:t>jenkins</w:t>
-      </w:r>
-      <w:proofErr w:type="spellEnd"/>
-      <w:r>
-        <w:br/>
-      </w:r>
-    </w:p>
-    <w:p>
-      <w:pPr>
-        <w:spacing w:after="0" w:line="240" w:lineRule="auto"/>
-      </w:pPr>
-      <w:r>
-        <w:t>(</w:t>
-      </w:r>
-      <w:r>
-        <w:t>This command is</w:t>
-      </w:r>
-      <w:r>
-        <w:t xml:space="preserve"> SUPER IMPORTANT</w:t>
-      </w:r>
-      <w:r>
-        <w:t>, make sure to execute this one or else builds might fail.</w:t>
-      </w:r>
-      <w:r>
-        <w:t xml:space="preserve"> If it does not work after your first build and you get some docker permission issues, execute it again</w:t>
-      </w:r>
-      <w:r>
-        <w:t>)</w:t>
-      </w:r>
-      <w:r>
-        <w:t xml:space="preserve"> </w:t>
-      </w:r>
-    </w:p>
-    <w:p>
-      <w:pPr>
-        <w:spacing w:after="0" w:line="240" w:lineRule="auto"/>
-      </w:pPr>
-    </w:p>
-    <w:p>
-      <w:pPr>
-        <w:spacing w:after="0" w:line="240" w:lineRule="auto"/>
-        <w:ind w:left="720"/>
-      </w:pPr>
-      <w:proofErr w:type="spellStart"/>
-      <w:r>
-        <w:t>sudo</w:t>
-      </w:r>
-      <w:proofErr w:type="spellEnd"/>
-      <w:r>
-        <w:t xml:space="preserve"> </w:t>
-      </w:r>
-      <w:proofErr w:type="spellStart"/>
-      <w:r>
-        <w:t>systemctl</w:t>
-      </w:r>
-      <w:proofErr w:type="spellEnd"/>
-      <w:r>
-        <w:t xml:space="preserve"> enable </w:t>
-      </w:r>
-      <w:proofErr w:type="spellStart"/>
-      <w:r>
-        <w:t>jenkins</w:t>
-      </w:r>
-      <w:proofErr w:type="spellEnd"/>
-    </w:p>
-    <w:p>
-      <w:pPr>
-        <w:spacing w:after="0" w:line="240" w:lineRule="auto"/>
-        <w:ind w:left="720"/>
-      </w:pPr>
-      <w:proofErr w:type="spellStart"/>
-      <w:r>
-        <w:t>sudo</w:t>
-      </w:r>
-      <w:proofErr w:type="spellEnd"/>
-      <w:r>
-        <w:t xml:space="preserve"> </w:t>
-      </w:r>
-      <w:proofErr w:type="spellStart"/>
-      <w:r>
-        <w:t>systemctl</w:t>
-      </w:r>
-      <w:proofErr w:type="spellEnd"/>
-      <w:r>
-        <w:t xml:space="preserve"> start </w:t>
-      </w:r>
-      <w:proofErr w:type="spellStart"/>
-      <w:r>
-        <w:t>jenkins</w:t>
-      </w:r>
-      <w:proofErr w:type="spellEnd"/>
-    </w:p>
-    <w:p>
-      <w:pPr>
-        <w:spacing w:after="0" w:line="240" w:lineRule="auto"/>
-        <w:ind w:left="720"/>
-      </w:pPr>
-      <w:proofErr w:type="spellStart"/>
-      <w:r>
-        <w:t>sudo</w:t>
-      </w:r>
-      <w:proofErr w:type="spellEnd"/>
-      <w:r>
-        <w:t xml:space="preserve"> </w:t>
-      </w:r>
-      <w:proofErr w:type="spellStart"/>
-      <w:r>
-        <w:t>systemctl</w:t>
-      </w:r>
-      <w:proofErr w:type="spellEnd"/>
-      <w:r>
-        <w:t xml:space="preserve"> status </w:t>
-      </w:r>
-      <w:proofErr w:type="spellStart"/>
+      <w:r>
+        <w:t xml:space="preserve">sudo systemctl status </w:t>
+      </w:r>
       <w:r>
         <w:t>j</w:t>
       </w:r>
       <w:r>
         <w:t>enkins</w:t>
       </w:r>
-      <w:proofErr w:type="spellEnd"/>
-    </w:p>
-    <w:p>
-      <w:pPr>
-        <w:spacing w:after="0" w:line="240" w:lineRule="auto"/>
-      </w:pPr>
-    </w:p>
-    <w:p>
-      <w:pPr>
-        <w:spacing w:after="0" w:line="240" w:lineRule="auto"/>
-      </w:pPr>
-      <w:r>
-        <w:t xml:space="preserve">These commands will install Java and Jenkins. They will also make Docker accessible to Jenkins without needing to do </w:t>
-      </w:r>
-      <w:proofErr w:type="spellStart"/>
-      <w:r>
-        <w:t>sudo</w:t>
-      </w:r>
-      <w:proofErr w:type="spellEnd"/>
-      <w:r>
-        <w:t xml:space="preserve">. The last command will also print a password, please store this as we will need it here in a second: </w:t>
+    </w:p>
+    <w:p>
+      <w:pPr>
+        <w:spacing w:after="0" w:line="240" w:lineRule="auto"/>
+      </w:pPr>
+    </w:p>
+    <w:p>
+      <w:pPr>
+        <w:spacing w:after="0" w:line="240" w:lineRule="auto"/>
+      </w:pPr>
+      <w:r>
+        <w:t xml:space="preserve">These commands will install Java and Jenkins. They will also make Docker accessible to Jenkins without needing to do sudo. The last command will also print a password, please store this as we will need it here in a second: </w:t>
       </w:r>
     </w:p>
     <w:p>
@@ -5003,7 +4549,13 @@
         <w:t>{</w:t>
       </w:r>
       <w:r>
-        <w:t>jenkins-public-ip</w:t>
+        <w:t>jenkins</w:t>
+      </w:r>
+      <w:r>
+        <w:t>-ec2</w:t>
+      </w:r>
+      <w:r>
+        <w:t>-public-ip</w:t>
       </w:r>
       <w:r>
         <w:t>}</w:t>
@@ -5613,31 +5165,15 @@
         <w:spacing w:after="0" w:line="240" w:lineRule="auto"/>
       </w:pPr>
       <w:r>
-        <w:t xml:space="preserve">We will now add our Docker Hub credentials and the </w:t>
-      </w:r>
-      <w:proofErr w:type="spellStart"/>
-      <w:r>
-        <w:t>kubeconfig</w:t>
-      </w:r>
-      <w:proofErr w:type="spellEnd"/>
-      <w:r>
-        <w:t xml:space="preserve"> file that you should have saved from the Rancher Instance setup.</w:t>
-      </w:r>
-    </w:p>
-    <w:p>
-      <w:pPr>
-        <w:spacing w:after="0" w:line="240" w:lineRule="auto"/>
-      </w:pPr>
-      <w:r>
-        <w:t xml:space="preserve">First, the </w:t>
-      </w:r>
-      <w:proofErr w:type="spellStart"/>
-      <w:r>
-        <w:t>kubeconfig</w:t>
-      </w:r>
-      <w:proofErr w:type="spellEnd"/>
-      <w:r>
-        <w:t xml:space="preserve"> file:</w:t>
+        <w:t>We will now add our Docker Hub credentials and the kubeconfig file that you should have saved from the Rancher Instance setup.</w:t>
+      </w:r>
+    </w:p>
+    <w:p>
+      <w:pPr>
+        <w:spacing w:after="0" w:line="240" w:lineRule="auto"/>
+      </w:pPr>
+      <w:r>
+        <w:t>First, the kubeconfig file:</w:t>
       </w:r>
     </w:p>
     <w:p>
@@ -5731,34 +5267,16 @@
       <w:r>
         <w:t xml:space="preserve">ID - </w:t>
       </w:r>
-      <w:proofErr w:type="spellStart"/>
       <w:r>
         <w:t>kubeconfig_credentials</w:t>
       </w:r>
-      <w:proofErr w:type="spellEnd"/>
-    </w:p>
-    <w:p>
-      <w:pPr>
-        <w:spacing w:after="0" w:line="240" w:lineRule="auto"/>
-      </w:pPr>
-      <w:r>
-        <w:t>File – Select the .</w:t>
-      </w:r>
-      <w:proofErr w:type="spellStart"/>
-      <w:r>
-        <w:t>yaml</w:t>
-      </w:r>
-      <w:proofErr w:type="spellEnd"/>
-      <w:r>
-        <w:t xml:space="preserve"> file we downloaded earlier when setting up the Rancher Instance. This was the </w:t>
-      </w:r>
-      <w:proofErr w:type="spellStart"/>
-      <w:r>
-        <w:t>KubeConfig</w:t>
-      </w:r>
-      <w:proofErr w:type="spellEnd"/>
-      <w:r>
-        <w:t xml:space="preserve"> file of our cluster that we downloaded from Rancher.</w:t>
+    </w:p>
+    <w:p>
+      <w:pPr>
+        <w:spacing w:after="0" w:line="240" w:lineRule="auto"/>
+      </w:pPr>
+      <w:r>
+        <w:t>File – Select the .yaml file we downloaded earlier when setting up the Rancher Instance. This was the KubeConfig file of our cluster that we downloaded from Rancher.</w:t>
       </w:r>
     </w:p>
     <w:p>
@@ -6153,11 +5671,9 @@
       <w:pPr>
         <w:spacing w:after="0" w:line="240" w:lineRule="auto"/>
       </w:pPr>
-      <w:proofErr w:type="spellStart"/>
       <w:r>
         <w:t>dockerhub_credentials</w:t>
       </w:r>
-      <w:proofErr w:type="spellEnd"/>
     </w:p>
     <w:p>
       <w:pPr>
@@ -6249,32 +5765,11 @@
         <w:t xml:space="preserve">Now, we also need to add our </w:t>
       </w:r>
       <w:r>
-        <w:t>“</w:t>
-      </w:r>
-      <w:proofErr w:type="spellStart"/>
-      <w:r>
-        <w:t>db_secret.json</w:t>
-      </w:r>
-      <w:proofErr w:type="spellEnd"/>
-      <w:r>
-        <w:t xml:space="preserve">” </w:t>
-      </w:r>
-      <w:r>
-        <w:t xml:space="preserve">file to Jenkins. Follow the same steps you did for the </w:t>
-      </w:r>
-      <w:proofErr w:type="spellStart"/>
-      <w:r>
-        <w:t>kubeconfig</w:t>
-      </w:r>
-      <w:proofErr w:type="spellEnd"/>
-      <w:r>
-        <w:t xml:space="preserve"> file. </w:t>
-      </w:r>
-    </w:p>
-    <w:p>
-      <w:pPr>
-        <w:spacing w:after="0" w:line="240" w:lineRule="auto"/>
-      </w:pPr>
+        <w:t xml:space="preserve">“db_secret.json” </w:t>
+      </w:r>
+      <w:r>
+        <w:t xml:space="preserve">file to Jenkins. Follow the same steps you did for the kubeconfig file. </w:t>
+      </w:r>
     </w:p>
     <w:p>
       <w:pPr>
@@ -6295,15 +5790,7 @@
         <w:t xml:space="preserve"> </w:t>
       </w:r>
       <w:r>
-        <w:t>“</w:t>
-      </w:r>
-      <w:proofErr w:type="spellStart"/>
-      <w:r>
-        <w:t>db_secret.json</w:t>
-      </w:r>
-      <w:proofErr w:type="spellEnd"/>
-      <w:r>
-        <w:t>”</w:t>
+        <w:t>“db_secret.json”</w:t>
       </w:r>
       <w:r>
         <w:t xml:space="preserve"> (the one where you have replaced the example details with the real details of your database login information)</w:t>
@@ -6320,23 +5807,27 @@
       <w:r>
         <w:t>use the id “</w:t>
       </w:r>
-      <w:proofErr w:type="spellStart"/>
       <w:r>
         <w:t>db</w:t>
       </w:r>
       <w:r>
         <w:t>_secret_file</w:t>
       </w:r>
-      <w:proofErr w:type="spellEnd"/>
       <w:r>
         <w:t xml:space="preserve">”. </w:t>
       </w:r>
-    </w:p>
-    <w:p>
-      <w:pPr>
-        <w:spacing w:after="0" w:line="240" w:lineRule="auto"/>
-      </w:pPr>
-      <w:r>
+      <w:r>
+        <w:br/>
+      </w:r>
+    </w:p>
+    <w:p>
+      <w:pPr>
+        <w:spacing w:after="0" w:line="240" w:lineRule="auto"/>
+      </w:pPr>
+      <w:r>
+        <w:rPr>
+          <w:noProof/>
+        </w:rPr>
         <w:drawing>
           <wp:inline distT="0" distB="0" distL="0" distR="0" wp14:anchorId="2A596C84" wp14:editId="0064ED58">
             <wp:extent cx="5943600" cy="179705"/>
@@ -6391,12 +5882,18 @@
       <w:r>
         <w:t xml:space="preserve">Overall, you should have this setup in your credentials in Jenkins: </w:t>
       </w:r>
-    </w:p>
-    <w:p>
-      <w:pPr>
-        <w:spacing w:after="0" w:line="240" w:lineRule="auto"/>
-      </w:pPr>
-      <w:r>
+      <w:r>
+        <w:br/>
+      </w:r>
+    </w:p>
+    <w:p>
+      <w:pPr>
+        <w:spacing w:after="0" w:line="240" w:lineRule="auto"/>
+      </w:pPr>
+      <w:r>
+        <w:rPr>
+          <w:noProof/>
+        </w:rPr>
         <w:drawing>
           <wp:inline distT="0" distB="0" distL="0" distR="0" wp14:anchorId="231610D1" wp14:editId="11643BDC">
             <wp:extent cx="5943600" cy="1437640"/>
@@ -6708,44 +6205,20 @@
         <w:spacing w:after="0" w:line="240" w:lineRule="auto"/>
       </w:pPr>
       <w:r>
-        <w:t xml:space="preserve">Select “GitHub hook trigger for </w:t>
-      </w:r>
-      <w:proofErr w:type="spellStart"/>
-      <w:r>
-        <w:t>GITScm</w:t>
-      </w:r>
-      <w:proofErr w:type="spellEnd"/>
-      <w:r>
-        <w:t xml:space="preserve"> polling” as a trigger</w:t>
-      </w:r>
-    </w:p>
-    <w:p>
-      <w:pPr>
-        <w:spacing w:after="0" w:line="240" w:lineRule="auto"/>
-      </w:pPr>
-    </w:p>
-    <w:p>
-      <w:pPr>
-        <w:spacing w:after="0" w:line="240" w:lineRule="auto"/>
-      </w:pPr>
-      <w:r>
-        <w:t xml:space="preserve">Pipeline definition should be from “Pipeline script from SCM”. This means it will use our </w:t>
-      </w:r>
-      <w:proofErr w:type="spellStart"/>
-      <w:r>
-        <w:t>Jenkinsfile</w:t>
-      </w:r>
-      <w:proofErr w:type="spellEnd"/>
-      <w:r>
-        <w:t xml:space="preserve"> in our GitHub repository. By default, the name of the file is </w:t>
-      </w:r>
-      <w:proofErr w:type="spellStart"/>
-      <w:r>
-        <w:t>Jenkinsfile</w:t>
-      </w:r>
-      <w:proofErr w:type="spellEnd"/>
-      <w:r>
-        <w:t xml:space="preserve">, so we don’t need to change it. </w:t>
+        <w:t>Select “GitHub hook trigger for GITScm polling” as a trigger</w:t>
+      </w:r>
+    </w:p>
+    <w:p>
+      <w:pPr>
+        <w:spacing w:after="0" w:line="240" w:lineRule="auto"/>
+      </w:pPr>
+    </w:p>
+    <w:p>
+      <w:pPr>
+        <w:spacing w:after="0" w:line="240" w:lineRule="auto"/>
+      </w:pPr>
+      <w:r>
+        <w:t xml:space="preserve">Pipeline definition should be from “Pipeline script from SCM”. This means it will use our Jenkinsfile in our GitHub repository. By default, the name of the file is Jenkinsfile, so we don’t need to change it. </w:t>
       </w:r>
     </w:p>
     <w:p>
@@ -6799,16 +6272,6 @@
       <w:r>
         <w:t xml:space="preserve">Congratulations, we are ready to do our first build. Everything should be setup properly now. </w:t>
       </w:r>
-    </w:p>
-    <w:p>
-      <w:pPr>
-        <w:spacing w:after="0" w:line="240" w:lineRule="auto"/>
-      </w:pPr>
-    </w:p>
-    <w:p>
-      <w:pPr>
-        <w:spacing w:after="0" w:line="240" w:lineRule="auto"/>
-      </w:pPr>
     </w:p>
     <w:p>
       <w:pPr>
@@ -6839,6 +6302,7 @@
           <w:b/>
           <w:bCs/>
         </w:rPr>
+        <w:lastRenderedPageBreak/>
         <w:t>Running the Application</w:t>
       </w:r>
     </w:p>
@@ -6891,14 +6355,11 @@
         <w:spacing w:after="0" w:line="240" w:lineRule="auto"/>
       </w:pPr>
       <w:r>
-        <w:rPr>
-          <w:noProof/>
-        </w:rPr>
         <w:drawing>
-          <wp:inline distT="0" distB="0" distL="0" distR="0" wp14:anchorId="0392BC0D" wp14:editId="099A5953">
-            <wp:extent cx="5546035" cy="3017138"/>
-            <wp:effectExtent l="19050" t="19050" r="17145" b="12065"/>
-            <wp:docPr id="1489682190" name="Picture 1" descr="A screenshot of a computer&#10;&#10;Description automatically generated"/>
+          <wp:inline distT="0" distB="0" distL="0" distR="0" wp14:anchorId="627B544B" wp14:editId="7708C0CB">
+            <wp:extent cx="3355340" cy="3140971"/>
+            <wp:effectExtent l="19050" t="19050" r="16510" b="21590"/>
+            <wp:docPr id="169271315" name="Picture 1" descr="A screenshot of a computer&#10;&#10;Description automatically generated"/>
             <wp:cNvGraphicFramePr>
               <a:graphicFrameLocks xmlns:a="http://schemas.openxmlformats.org/drawingml/2006/main" noChangeAspect="1"/>
             </wp:cNvGraphicFramePr>
@@ -6906,7 +6367,7 @@
               <a:graphicData uri="http://schemas.openxmlformats.org/drawingml/2006/picture">
                 <pic:pic xmlns:pic="http://schemas.openxmlformats.org/drawingml/2006/picture">
                   <pic:nvPicPr>
-                    <pic:cNvPr id="1489682190" name="Picture 1" descr="A screenshot of a computer&#10;&#10;Description automatically generated"/>
+                    <pic:cNvPr id="169271315" name="Picture 1" descr="A screenshot of a computer&#10;&#10;Description automatically generated"/>
                     <pic:cNvPicPr/>
                   </pic:nvPicPr>
                   <pic:blipFill>
@@ -6918,7 +6379,7 @@
                   <pic:spPr>
                     <a:xfrm>
                       <a:off x="0" y="0"/>
-                      <a:ext cx="5547839" cy="3018120"/>
+                      <a:ext cx="3373709" cy="3158166"/>
                     </a:xfrm>
                     <a:prstGeom prst="rect">
                       <a:avLst/>
@@ -6984,21 +6445,8 @@
       <w:pPr>
         <w:spacing w:after="0" w:line="240" w:lineRule="auto"/>
       </w:pPr>
-      <w:proofErr w:type="spellStart"/>
-      <w:r>
-        <w:t>sudo</w:t>
-      </w:r>
-      <w:proofErr w:type="spellEnd"/>
-      <w:r>
-        <w:t xml:space="preserve"> </w:t>
-      </w:r>
-      <w:proofErr w:type="spellStart"/>
-      <w:r>
-        <w:t>usermod</w:t>
-      </w:r>
-      <w:proofErr w:type="spellEnd"/>
-      <w:r>
-        <w:t xml:space="preserve"> -a -G docker </w:t>
+      <w:r>
+        <w:t xml:space="preserve">sudo usermod -a -G docker </w:t>
       </w:r>
       <w:r>
         <w:t>Jenkins</w:t>
@@ -7008,13 +6456,8 @@
       <w:pPr>
         <w:spacing w:after="0" w:line="240" w:lineRule="auto"/>
       </w:pPr>
-      <w:proofErr w:type="spellStart"/>
-      <w:r>
-        <w:t>sudo</w:t>
-      </w:r>
-      <w:proofErr w:type="spellEnd"/>
-      <w:r>
-        <w:t xml:space="preserve"> reboot</w:t>
+      <w:r>
+        <w:t>sudo reboot</w:t>
       </w:r>
     </w:p>
     <w:p>
@@ -7086,10 +6529,13 @@
         <w:spacing w:after="0" w:line="240" w:lineRule="auto"/>
       </w:pPr>
       <w:r>
+        <w:rPr>
+          <w:noProof/>
+        </w:rPr>
         <w:drawing>
-          <wp:inline distT="0" distB="0" distL="0" distR="0" wp14:anchorId="6D411FBA" wp14:editId="3F1341AA">
-            <wp:extent cx="2585468" cy="2967487"/>
-            <wp:effectExtent l="19050" t="19050" r="24765" b="23495"/>
+          <wp:inline distT="0" distB="0" distL="0" distR="0" wp14:anchorId="6D411FBA" wp14:editId="0EA2B28C">
+            <wp:extent cx="1965025" cy="2255373"/>
+            <wp:effectExtent l="19050" t="19050" r="16510" b="12065"/>
             <wp:docPr id="1557052835" name="Picture 1" descr="A screenshot of a computer program&#10;&#10;Description automatically generated"/>
             <wp:cNvGraphicFramePr>
               <a:graphicFrameLocks xmlns:a="http://schemas.openxmlformats.org/drawingml/2006/main" noChangeAspect="1"/>
@@ -7110,7 +6556,7 @@
                   <pic:spPr>
                     <a:xfrm>
                       <a:off x="0" y="0"/>
-                      <a:ext cx="2588707" cy="2971205"/>
+                      <a:ext cx="1990813" cy="2284971"/>
                     </a:xfrm>
                     <a:prstGeom prst="rect">
                       <a:avLst/>
@@ -7156,10 +6602,13 @@
         <w:spacing w:after="0" w:line="240" w:lineRule="auto"/>
       </w:pPr>
       <w:r>
+        <w:rPr>
+          <w:noProof/>
+        </w:rPr>
         <w:drawing>
-          <wp:inline distT="0" distB="0" distL="0" distR="0" wp14:anchorId="602976B6" wp14:editId="5927E029">
-            <wp:extent cx="2855343" cy="2672734"/>
-            <wp:effectExtent l="19050" t="19050" r="21590" b="13335"/>
+          <wp:inline distT="0" distB="0" distL="0" distR="0" wp14:anchorId="602976B6" wp14:editId="625D765A">
+            <wp:extent cx="1628595" cy="1524441"/>
+            <wp:effectExtent l="19050" t="19050" r="10160" b="19050"/>
             <wp:docPr id="1778439735" name="Picture 1" descr="A screenshot of a computer program&#10;&#10;Description automatically generated"/>
             <wp:cNvGraphicFramePr>
               <a:graphicFrameLocks xmlns:a="http://schemas.openxmlformats.org/drawingml/2006/main" noChangeAspect="1"/>
@@ -7180,7 +6629,7 @@
                   <pic:spPr>
                     <a:xfrm>
                       <a:off x="0" y="0"/>
-                      <a:ext cx="2884021" cy="2699578"/>
+                      <a:ext cx="1653965" cy="1548189"/>
                     </a:xfrm>
                     <a:prstGeom prst="rect">
                       <a:avLst/>
@@ -7221,7 +6670,9 @@
         <w:spacing w:after="0" w:line="240" w:lineRule="auto"/>
       </w:pPr>
       <w:r>
-        <w:lastRenderedPageBreak/>
+        <w:rPr>
+          <w:noProof/>
+        </w:rPr>
         <w:drawing>
           <wp:inline distT="0" distB="0" distL="0" distR="0" wp14:anchorId="5DCBE15B" wp14:editId="058E409F">
             <wp:extent cx="3648974" cy="2295033"/>
@@ -7269,6 +6720,7 @@
         <w:spacing w:after="0" w:line="240" w:lineRule="auto"/>
       </w:pPr>
       <w:r>
+        <w:lastRenderedPageBreak/>
         <w:t xml:space="preserve">In Rancher,  you can see the 3 pods / replicas we created as a part of our deployment. </w:t>
       </w:r>
     </w:p>
@@ -7282,6 +6734,9 @@
         <w:spacing w:after="0" w:line="240" w:lineRule="auto"/>
       </w:pPr>
       <w:r>
+        <w:rPr>
+          <w:noProof/>
+        </w:rPr>
         <w:drawing>
           <wp:inline distT="0" distB="0" distL="0" distR="0" wp14:anchorId="52284D74" wp14:editId="7ABBF78D">
             <wp:extent cx="2398143" cy="1523089"/>
@@ -7329,23 +6784,7 @@
         <w:spacing w:after="0" w:line="240" w:lineRule="auto"/>
       </w:pPr>
       <w:r>
-        <w:t xml:space="preserve">You can access these at the Rancher Instance’s public elastic IP. The </w:t>
-      </w:r>
-      <w:proofErr w:type="spellStart"/>
-      <w:r>
-        <w:t>NodePort</w:t>
-      </w:r>
-      <w:proofErr w:type="spellEnd"/>
-      <w:r>
-        <w:t xml:space="preserve"> service I used </w:t>
-      </w:r>
-      <w:proofErr w:type="gramStart"/>
-      <w:r>
-        <w:t>hosts</w:t>
-      </w:r>
-      <w:proofErr w:type="gramEnd"/>
-      <w:r>
-        <w:t xml:space="preserve"> the </w:t>
+        <w:t xml:space="preserve">You can access these at the Rancher Instance’s public elastic IP. The NodePort service I used hosts the </w:t>
       </w:r>
       <w:r>
         <w:t xml:space="preserve">API </w:t>
@@ -7375,7 +6814,7 @@
           <w:rPr>
             <w:rStyle w:val="Hyperlink"/>
           </w:rPr>
-          <w:t>http://{rancher-ip}:30008/api/version</w:t>
+          <w:t>http://{rancher-ec2-ip}:30008/api/version</w:t>
         </w:r>
       </w:hyperlink>
     </w:p>
@@ -7383,27 +6822,6 @@
       <w:pPr>
         <w:spacing w:after="0" w:line="240" w:lineRule="auto"/>
       </w:pPr>
-      <w:r>
-        <w:t xml:space="preserve">For example: </w:t>
-      </w:r>
-    </w:p>
-    <w:p>
-      <w:pPr>
-        <w:spacing w:after="0" w:line="240" w:lineRule="auto"/>
-      </w:pPr>
-      <w:hyperlink r:id="rId64" w:history="1">
-        <w:r>
-          <w:rPr>
-            <w:rStyle w:val="Hyperlink"/>
-          </w:rPr>
-          <w:t>http://98.82.89.116:30007/api/version</w:t>
-        </w:r>
-      </w:hyperlink>
-    </w:p>
-    <w:p>
-      <w:pPr>
-        <w:spacing w:after="0" w:line="240" w:lineRule="auto"/>
-      </w:pPr>
     </w:p>
     <w:p>
       <w:pPr>
@@ -7422,10 +6840,10 @@
       </w:pPr>
       <w:r>
         <w:drawing>
-          <wp:inline distT="0" distB="0" distL="0" distR="0" wp14:anchorId="344DB7BC" wp14:editId="024CF0D9">
-            <wp:extent cx="4485736" cy="2077774"/>
-            <wp:effectExtent l="19050" t="19050" r="10160" b="17780"/>
-            <wp:docPr id="136870099" name="Picture 1" descr="A screenshot of a computer&#10;&#10;Description automatically generated"/>
+          <wp:inline distT="0" distB="0" distL="0" distR="0" wp14:anchorId="0873A5D2" wp14:editId="30CA37B7">
+            <wp:extent cx="5747175" cy="2439478"/>
+            <wp:effectExtent l="19050" t="19050" r="25400" b="18415"/>
+            <wp:docPr id="1645127485" name="Picture 1" descr="A screenshot of a computer&#10;&#10;Description automatically generated"/>
             <wp:cNvGraphicFramePr>
               <a:graphicFrameLocks xmlns:a="http://schemas.openxmlformats.org/drawingml/2006/main" noChangeAspect="1"/>
             </wp:cNvGraphicFramePr>
@@ -7433,11 +6851,11 @@
               <a:graphicData uri="http://schemas.openxmlformats.org/drawingml/2006/picture">
                 <pic:pic xmlns:pic="http://schemas.openxmlformats.org/drawingml/2006/picture">
                   <pic:nvPicPr>
-                    <pic:cNvPr id="136870099" name="Picture 1" descr="A screenshot of a computer&#10;&#10;Description automatically generated"/>
+                    <pic:cNvPr id="1645127485" name="Picture 1" descr="A screenshot of a computer&#10;&#10;Description automatically generated"/>
                     <pic:cNvPicPr/>
                   </pic:nvPicPr>
                   <pic:blipFill>
-                    <a:blip r:embed="rId65"/>
+                    <a:blip r:embed="rId64"/>
                     <a:stretch>
                       <a:fillRect/>
                     </a:stretch>
@@ -7445,7 +6863,7 @@
                   <pic:spPr>
                     <a:xfrm>
                       <a:off x="0" y="0"/>
-                      <a:ext cx="4492014" cy="2080682"/>
+                      <a:ext cx="5760861" cy="2445287"/>
                     </a:xfrm>
                     <a:prstGeom prst="rect">
                       <a:avLst/>
@@ -7478,14 +6896,13 @@
         <w:spacing w:after="0" w:line="240" w:lineRule="auto"/>
       </w:pPr>
       <w:r>
-        <w:lastRenderedPageBreak/>
         <w:t xml:space="preserve">I’ll now push a small change to GitHub, let’s see what happens. </w:t>
       </w:r>
       <w:r>
         <w:t xml:space="preserve">We will change version to </w:t>
       </w:r>
       <w:r>
-        <w:t>4</w:t>
+        <w:t>2</w:t>
       </w:r>
       <w:r>
         <w:t>.0.0.0.</w:t>
@@ -7501,14 +6918,11 @@
         <w:spacing w:after="0" w:line="240" w:lineRule="auto"/>
       </w:pPr>
       <w:r>
-        <w:rPr>
-          <w:noProof/>
-        </w:rPr>
         <w:drawing>
-          <wp:inline distT="0" distB="0" distL="0" distR="0" wp14:anchorId="56337138" wp14:editId="6F66886A">
-            <wp:extent cx="1840675" cy="1900052"/>
-            <wp:effectExtent l="19050" t="19050" r="26670" b="24130"/>
-            <wp:docPr id="1050529774" name="Picture 1" descr="A screenshot of a computer screen&#10;&#10;Description automatically generated"/>
+          <wp:inline distT="0" distB="0" distL="0" distR="0" wp14:anchorId="18719687" wp14:editId="12F6C826">
+            <wp:extent cx="2769079" cy="1895162"/>
+            <wp:effectExtent l="0" t="0" r="0" b="0"/>
+            <wp:docPr id="251314351" name="Picture 1" descr="A screenshot of a computer program&#10;&#10;Description automatically generated"/>
             <wp:cNvGraphicFramePr>
               <a:graphicFrameLocks xmlns:a="http://schemas.openxmlformats.org/drawingml/2006/main" noChangeAspect="1"/>
             </wp:cNvGraphicFramePr>
@@ -7516,7 +6930,55 @@
               <a:graphicData uri="http://schemas.openxmlformats.org/drawingml/2006/picture">
                 <pic:pic xmlns:pic="http://schemas.openxmlformats.org/drawingml/2006/picture">
                   <pic:nvPicPr>
-                    <pic:cNvPr id="1050529774" name="Picture 1" descr="A screenshot of a computer screen&#10;&#10;Description automatically generated"/>
+                    <pic:cNvPr id="251314351" name="Picture 1" descr="A screenshot of a computer program&#10;&#10;Description automatically generated"/>
+                    <pic:cNvPicPr/>
+                  </pic:nvPicPr>
+                  <pic:blipFill>
+                    <a:blip r:embed="rId65"/>
+                    <a:stretch>
+                      <a:fillRect/>
+                    </a:stretch>
+                  </pic:blipFill>
+                  <pic:spPr>
+                    <a:xfrm>
+                      <a:off x="0" y="0"/>
+                      <a:ext cx="2771612" cy="1896896"/>
+                    </a:xfrm>
+                    <a:prstGeom prst="rect">
+                      <a:avLst/>
+                    </a:prstGeom>
+                  </pic:spPr>
+                </pic:pic>
+              </a:graphicData>
+            </a:graphic>
+          </wp:inline>
+        </w:drawing>
+      </w:r>
+    </w:p>
+    <w:p>
+      <w:pPr>
+        <w:spacing w:after="0" w:line="240" w:lineRule="auto"/>
+      </w:pPr>
+    </w:p>
+    <w:p>
+      <w:pPr>
+        <w:spacing w:after="0" w:line="240" w:lineRule="auto"/>
+      </w:pPr>
+      <w:r>
+        <w:lastRenderedPageBreak/>
+        <w:drawing>
+          <wp:inline distT="0" distB="0" distL="0" distR="0" wp14:anchorId="3E2259C9" wp14:editId="38E8B873">
+            <wp:extent cx="2577501" cy="3305656"/>
+            <wp:effectExtent l="19050" t="19050" r="13335" b="28575"/>
+            <wp:docPr id="1135532843" name="Picture 1" descr="A screenshot of a computer program&#10;&#10;Description automatically generated"/>
+            <wp:cNvGraphicFramePr>
+              <a:graphicFrameLocks xmlns:a="http://schemas.openxmlformats.org/drawingml/2006/main" noChangeAspect="1"/>
+            </wp:cNvGraphicFramePr>
+            <a:graphic xmlns:a="http://schemas.openxmlformats.org/drawingml/2006/main">
+              <a:graphicData uri="http://schemas.openxmlformats.org/drawingml/2006/picture">
+                <pic:pic xmlns:pic="http://schemas.openxmlformats.org/drawingml/2006/picture">
+                  <pic:nvPicPr>
+                    <pic:cNvPr id="1135532843" name="Picture 1" descr="A screenshot of a computer program&#10;&#10;Description automatically generated"/>
                     <pic:cNvPicPr/>
                   </pic:nvPicPr>
                   <pic:blipFill>
@@ -7528,7 +6990,7 @@
                   <pic:spPr>
                     <a:xfrm>
                       <a:off x="0" y="0"/>
-                      <a:ext cx="1845150" cy="1904671"/>
+                      <a:ext cx="2582435" cy="3311984"/>
                     </a:xfrm>
                     <a:prstGeom prst="rect">
                       <a:avLst/>
@@ -7556,14 +7018,48 @@
         <w:spacing w:after="0" w:line="240" w:lineRule="auto"/>
       </w:pPr>
       <w:r>
-        <w:rPr>
-          <w:noProof/>
-        </w:rPr>
+        <w:t xml:space="preserve">Let’s go to </w:t>
+      </w:r>
+      <w:hyperlink w:history="1">
+        <w:r>
+          <w:rPr>
+            <w:rStyle w:val="Hyperlink"/>
+          </w:rPr>
+          <w:t>http://{rancher-</w:t>
+        </w:r>
+        <w:r>
+          <w:rPr>
+            <w:rStyle w:val="Hyperlink"/>
+          </w:rPr>
+          <w:t>ec2-</w:t>
+        </w:r>
+        <w:r>
+          <w:rPr>
+            <w:rStyle w:val="Hyperlink"/>
+          </w:rPr>
+          <w:t>ip}:30008/api/version</w:t>
+        </w:r>
+      </w:hyperlink>
+      <w:r>
+        <w:t xml:space="preserve"> </w:t>
+      </w:r>
+      <w:r>
+        <w:t>again and see if our pipeline deployed our change.</w:t>
+      </w:r>
+      <w:r>
+        <w:br/>
+      </w:r>
+    </w:p>
+    <w:p>
+      <w:pPr>
+        <w:spacing w:after="0" w:line="240" w:lineRule="auto"/>
+      </w:pPr>
+      <w:r>
         <w:drawing>
-          <wp:inline distT="0" distB="0" distL="0" distR="0" wp14:anchorId="7093C99F" wp14:editId="4A694CA5">
-            <wp:extent cx="4512623" cy="4819251"/>
-            <wp:effectExtent l="19050" t="19050" r="21590" b="19685"/>
-            <wp:docPr id="996892749" name="Picture 1" descr="A screenshot of a computer&#10;&#10;Description automatically generated"/>
+          <wp:inline distT="0" distB="0" distL="0" distR="0" wp14:anchorId="3EEE4D7E" wp14:editId="1C6B0FE4">
+            <wp:extent cx="4226943" cy="1793741"/>
+            <wp:effectExtent l="19050" t="19050" r="21590" b="16510"/>
+            <wp:docPr id="2133396980" name="Picture 1" descr="A screenshot of a computer&#10;&#10;Description automatically generated"/>
             <wp:cNvGraphicFramePr>
               <a:graphicFrameLocks xmlns:a="http://schemas.openxmlformats.org/drawingml/2006/main" noChangeAspect="1"/>
             </wp:cNvGraphicFramePr>
@@ -7571,7 +7067,7 @@
               <a:graphicData uri="http://schemas.openxmlformats.org/drawingml/2006/picture">
                 <pic:pic xmlns:pic="http://schemas.openxmlformats.org/drawingml/2006/picture">
                   <pic:nvPicPr>
-                    <pic:cNvPr id="996892749" name="Picture 1" descr="A screenshot of a computer&#10;&#10;Description automatically generated"/>
+                    <pic:cNvPr id="2133396980" name="Picture 1" descr="A screenshot of a computer&#10;&#10;Description automatically generated"/>
                     <pic:cNvPicPr/>
                   </pic:nvPicPr>
                   <pic:blipFill>
@@ -7583,7 +7079,7 @@
                   <pic:spPr>
                     <a:xfrm>
                       <a:off x="0" y="0"/>
-                      <a:ext cx="4514424" cy="4821175"/>
+                      <a:ext cx="4230264" cy="1795150"/>
                     </a:xfrm>
                     <a:prstGeom prst="rect">
                       <a:avLst/>
@@ -7610,60 +7106,110 @@
       <w:pPr>
         <w:spacing w:after="0" w:line="240" w:lineRule="auto"/>
       </w:pPr>
-    </w:p>
-    <w:p>
-      <w:pPr>
-        <w:spacing w:after="0" w:line="240" w:lineRule="auto"/>
-      </w:pPr>
-    </w:p>
-    <w:p>
-      <w:pPr>
-        <w:spacing w:after="0" w:line="240" w:lineRule="auto"/>
-      </w:pPr>
-    </w:p>
-    <w:p>
-      <w:pPr>
-        <w:spacing w:after="0" w:line="240" w:lineRule="auto"/>
-      </w:pPr>
-    </w:p>
-    <w:p>
-      <w:pPr>
-        <w:spacing w:after="0" w:line="240" w:lineRule="auto"/>
-      </w:pPr>
-      <w:r>
+      <w:r>
+        <w:t>You can see that it worked. We are now on version 2.0.0.0, which we just pushed. Our pipeline listened to the push event and automatically deployed the change to our cluster.</w:t>
+      </w:r>
+    </w:p>
+    <w:p>
+      <w:pPr>
+        <w:spacing w:after="0" w:line="240" w:lineRule="auto"/>
+      </w:pPr>
+    </w:p>
+    <w:p>
+      <w:pPr>
+        <w:spacing w:after="0" w:line="240" w:lineRule="auto"/>
+      </w:pPr>
+      <w:r>
+        <w:t>NOTE: I won’t be testing the API for doing CRUD operations, but this is covered in the demo_video.mp4 file which will be included with the submission. In that, we go through all the CRUD operations on our APIs and make sure they are being persisted in our database.</w:t>
+      </w:r>
+    </w:p>
+    <w:p>
+      <w:pPr>
+        <w:spacing w:after="0" w:line="240" w:lineRule="auto"/>
+      </w:pPr>
+    </w:p>
+    <w:p>
+      <w:pPr>
+        <w:spacing w:after="0" w:line="240" w:lineRule="auto"/>
+      </w:pPr>
+    </w:p>
+    <w:p>
+      <w:pPr>
+        <w:spacing w:after="0" w:line="240" w:lineRule="auto"/>
+      </w:pPr>
+    </w:p>
+    <w:p>
+      <w:pPr>
+        <w:spacing w:after="0" w:line="240" w:lineRule="auto"/>
+      </w:pPr>
+    </w:p>
+    <w:p>
+      <w:pPr>
+        <w:spacing w:after="0" w:line="240" w:lineRule="auto"/>
+        <w:jc w:val="center"/>
+      </w:pPr>
+    </w:p>
+    <w:p>
+      <w:pPr>
+        <w:spacing w:after="0" w:line="240" w:lineRule="auto"/>
+        <w:jc w:val="center"/>
+      </w:pPr>
+    </w:p>
+    <w:p>
+      <w:pPr>
+        <w:spacing w:after="0" w:line="240" w:lineRule="auto"/>
+        <w:jc w:val="center"/>
+        <w:rPr>
+          <w:b/>
+          <w:bCs/>
+        </w:rPr>
+      </w:pPr>
+      <w:r>
+        <w:rPr>
+          <w:b/>
+          <w:bCs/>
+        </w:rPr>
         <w:lastRenderedPageBreak/>
-        <w:t xml:space="preserve">Let’s go to </w:t>
-      </w:r>
-      <w:hyperlink r:id="rId68" w:history="1">
-        <w:r>
-          <w:rPr>
-            <w:rStyle w:val="Hyperlink"/>
-          </w:rPr>
-          <w:t>http://98.82.89.116:30007/api/surveys/version</w:t>
-        </w:r>
-      </w:hyperlink>
-      <w:r>
-        <w:t xml:space="preserve"> again and see if our pipeline deployed our change.</w:t>
-      </w:r>
-    </w:p>
-    <w:p>
-      <w:pPr>
-        <w:spacing w:after="0" w:line="240" w:lineRule="auto"/>
-      </w:pPr>
-    </w:p>
-    <w:p>
-      <w:pPr>
-        <w:spacing w:after="0" w:line="240" w:lineRule="auto"/>
-      </w:pPr>
-      <w:r>
-        <w:rPr>
-          <w:noProof/>
-        </w:rPr>
+        <w:t>Python Code Design and Implementation</w:t>
+      </w:r>
+    </w:p>
+    <w:p>
+      <w:pPr>
+        <w:spacing w:after="0" w:line="240" w:lineRule="auto"/>
+        <w:rPr>
+          <w:b/>
+          <w:bCs/>
+        </w:rPr>
+      </w:pPr>
+    </w:p>
+    <w:p>
+      <w:pPr>
+        <w:spacing w:after="0" w:line="240" w:lineRule="auto"/>
+      </w:pPr>
+    </w:p>
+    <w:p>
+      <w:pPr>
+        <w:spacing w:after="0" w:line="240" w:lineRule="auto"/>
+      </w:pPr>
+      <w:r>
+        <w:t xml:space="preserve">In this section, I’ll go over some of my source code in the app.py file and explain how I created this API. </w:t>
+      </w:r>
+    </w:p>
+    <w:p>
+      <w:pPr>
+        <w:spacing w:after="0" w:line="240" w:lineRule="auto"/>
+      </w:pPr>
+    </w:p>
+    <w:p>
+      <w:pPr>
+        <w:spacing w:after="0" w:line="240" w:lineRule="auto"/>
+      </w:pPr>
+      <w:r>
         <w:drawing>
-          <wp:inline distT="0" distB="0" distL="0" distR="0" wp14:anchorId="5B0E0FDF" wp14:editId="5505B5D6">
-            <wp:extent cx="5153744" cy="2410161"/>
-            <wp:effectExtent l="19050" t="19050" r="27940" b="28575"/>
-            <wp:docPr id="1326747492" name="Picture 1" descr="A screenshot of a computer&#10;&#10;Description automatically generated"/>
+          <wp:inline distT="0" distB="0" distL="0" distR="0" wp14:anchorId="5C5E2449" wp14:editId="47D9AB45">
+            <wp:extent cx="4339087" cy="2406895"/>
+            <wp:effectExtent l="0" t="0" r="4445" b="0"/>
+            <wp:docPr id="264848207" name="Picture 1" descr="A computer screen shot of a black screen&#10;&#10;Description automatically generated"/>
             <wp:cNvGraphicFramePr>
               <a:graphicFrameLocks xmlns:a="http://schemas.openxmlformats.org/drawingml/2006/main" noChangeAspect="1"/>
             </wp:cNvGraphicFramePr>
@@ -7671,7 +7217,74 @@
               <a:graphicData uri="http://schemas.openxmlformats.org/drawingml/2006/picture">
                 <pic:pic xmlns:pic="http://schemas.openxmlformats.org/drawingml/2006/picture">
                   <pic:nvPicPr>
-                    <pic:cNvPr id="1326747492" name="Picture 1" descr="A screenshot of a computer&#10;&#10;Description automatically generated"/>
+                    <pic:cNvPr id="264848207" name="Picture 1" descr="A computer screen shot of a black screen&#10;&#10;Description automatically generated"/>
+                    <pic:cNvPicPr/>
+                  </pic:nvPicPr>
+                  <pic:blipFill>
+                    <a:blip r:embed="rId68"/>
+                    <a:stretch>
+                      <a:fillRect/>
+                    </a:stretch>
+                  </pic:blipFill>
+                  <pic:spPr>
+                    <a:xfrm>
+                      <a:off x="0" y="0"/>
+                      <a:ext cx="4341258" cy="2408099"/>
+                    </a:xfrm>
+                    <a:prstGeom prst="rect">
+                      <a:avLst/>
+                    </a:prstGeom>
+                  </pic:spPr>
+                </pic:pic>
+              </a:graphicData>
+            </a:graphic>
+          </wp:inline>
+        </w:drawing>
+      </w:r>
+    </w:p>
+    <w:p>
+      <w:pPr>
+        <w:spacing w:after="0" w:line="240" w:lineRule="auto"/>
+      </w:pPr>
+    </w:p>
+    <w:p>
+      <w:pPr>
+        <w:spacing w:after="0" w:line="240" w:lineRule="auto"/>
+      </w:pPr>
+      <w:r>
+        <w:t>In this part of the code, I imported the key libraries needed to build the API. FastAPI is the main web framework used to define routes and handle requests. Pydantic is used to define request schemas and validate incoming JSON data cleanly</w:t>
+      </w:r>
+      <w:r>
+        <w:t xml:space="preserve"> (such as minimum length requirements for a string in JSON)</w:t>
+      </w:r>
+      <w:r>
+        <w:t>. Peewee is a lightweight ORM that handles communication with the MySQL database, similar to Hibernate in Java. I also used json to load database credentials from a db_secret.json file, which helps keep sensitive info like passwords out of the main codebase.</w:t>
+      </w:r>
+    </w:p>
+    <w:p>
+      <w:pPr>
+        <w:spacing w:after="0" w:line="240" w:lineRule="auto"/>
+      </w:pPr>
+    </w:p>
+    <w:p>
+      <w:pPr>
+        <w:spacing w:after="0" w:line="240" w:lineRule="auto"/>
+      </w:pPr>
+      <w:r>
+        <w:lastRenderedPageBreak/>
+        <w:drawing>
+          <wp:inline distT="0" distB="0" distL="0" distR="0" wp14:anchorId="02105D5A" wp14:editId="59C57EF8">
+            <wp:extent cx="4615132" cy="5287679"/>
+            <wp:effectExtent l="0" t="0" r="0" b="8255"/>
+            <wp:docPr id="895889369" name="Picture 1" descr="A screen shot of a computer program&#10;&#10;Description automatically generated"/>
+            <wp:cNvGraphicFramePr>
+              <a:graphicFrameLocks xmlns:a="http://schemas.openxmlformats.org/drawingml/2006/main" noChangeAspect="1"/>
+            </wp:cNvGraphicFramePr>
+            <a:graphic xmlns:a="http://schemas.openxmlformats.org/drawingml/2006/main">
+              <a:graphicData uri="http://schemas.openxmlformats.org/drawingml/2006/picture">
+                <pic:pic xmlns:pic="http://schemas.openxmlformats.org/drawingml/2006/picture">
+                  <pic:nvPicPr>
+                    <pic:cNvPr id="895889369" name="Picture 1" descr="A screen shot of a computer program&#10;&#10;Description automatically generated"/>
                     <pic:cNvPicPr/>
                   </pic:nvPicPr>
                   <pic:blipFill>
@@ -7683,16 +7296,11 @@
                   <pic:spPr>
                     <a:xfrm>
                       <a:off x="0" y="0"/>
-                      <a:ext cx="5153744" cy="2410161"/>
+                      <a:ext cx="4619516" cy="5292701"/>
                     </a:xfrm>
                     <a:prstGeom prst="rect">
                       <a:avLst/>
                     </a:prstGeom>
-                    <a:ln>
-                      <a:solidFill>
-                        <a:schemeClr val="tx1"/>
-                      </a:solidFill>
-                    </a:ln>
                   </pic:spPr>
                 </pic:pic>
               </a:graphicData>
@@ -7711,35 +7319,88 @@
         <w:spacing w:after="0" w:line="240" w:lineRule="auto"/>
       </w:pPr>
       <w:r>
-        <w:t>You can see that it worked. We are now on version 2.0.0.0, which we just pushed. Our pipeline listened to the push event and automatically deployed the change to our cluster.</w:t>
-      </w:r>
-    </w:p>
-    <w:p>
-      <w:pPr>
-        <w:spacing w:after="0" w:line="240" w:lineRule="auto"/>
-      </w:pPr>
-    </w:p>
-    <w:p>
-      <w:pPr>
-        <w:spacing w:after="0" w:line="240" w:lineRule="auto"/>
-      </w:pPr>
-      <w:r>
-        <w:t xml:space="preserve">Successful upload to Docker Hub as well. </w:t>
-      </w:r>
-    </w:p>
-    <w:p>
-      <w:pPr>
-        <w:spacing w:after="0" w:line="240" w:lineRule="auto"/>
-      </w:pPr>
-      <w:r>
-        <w:rPr>
-          <w:noProof/>
-        </w:rPr>
+        <w:t>This section sets up the database connection, defines the schema for the survey table, and gets everything ready for the FastAPI app to run. The print() is just a simple way to confirm the app is connecting to the right database host and port.</w:t>
+      </w:r>
+    </w:p>
+    <w:p>
+      <w:pPr>
+        <w:spacing w:after="0" w:line="240" w:lineRule="auto"/>
+      </w:pPr>
+    </w:p>
+    <w:p>
+      <w:pPr>
+        <w:spacing w:after="0" w:line="240" w:lineRule="auto"/>
+      </w:pPr>
+      <w:r>
+        <w:t xml:space="preserve">I used Peewee to connect to the MySQL database using credentials from </w:t>
+      </w:r>
+      <w:r>
+        <w:t>the</w:t>
+      </w:r>
+      <w:r>
+        <w:t xml:space="preserve"> db_secret.json file</w:t>
+      </w:r>
+      <w:r>
+        <w:t xml:space="preserve"> (which is stored in Jenkins as a secret file and copied to the working directory)</w:t>
+      </w:r>
+      <w:r>
+        <w:t>. The Survey model defines the structure of the database table. Right after that, I created a Pydantic model called SurveyRequest to validate incoming data before saving it</w:t>
+      </w:r>
+      <w:r>
+        <w:t>,</w:t>
+      </w:r>
+      <w:r>
+        <w:t xml:space="preserve"> so if anything is missing or invalid, FastAPI will reject it automatically.</w:t>
+      </w:r>
+    </w:p>
+    <w:p>
+      <w:pPr>
+        <w:spacing w:after="0" w:line="240" w:lineRule="auto"/>
+      </w:pPr>
+    </w:p>
+    <w:p>
+      <w:pPr>
+        <w:spacing w:after="0" w:line="240" w:lineRule="auto"/>
+      </w:pPr>
+      <w:r>
+        <w:t>Finally, I call db.connect() to open the DB connection and db.create_tables([Survey]) to make sure the table gets created when the app starts. Then app = FastAPI() spins up the actual API server.</w:t>
+      </w:r>
+    </w:p>
+    <w:p>
+      <w:pPr>
+        <w:spacing w:after="0" w:line="240" w:lineRule="auto"/>
+      </w:pPr>
+    </w:p>
+    <w:p>
+      <w:pPr>
+        <w:spacing w:after="0" w:line="240" w:lineRule="auto"/>
+      </w:pPr>
+    </w:p>
+    <w:p>
+      <w:pPr>
+        <w:spacing w:after="0" w:line="240" w:lineRule="auto"/>
+      </w:pPr>
+    </w:p>
+    <w:p>
+      <w:pPr>
+        <w:spacing w:after="0" w:line="240" w:lineRule="auto"/>
+      </w:pPr>
+    </w:p>
+    <w:p>
+      <w:pPr>
+        <w:spacing w:after="0" w:line="240" w:lineRule="auto"/>
+      </w:pPr>
+    </w:p>
+    <w:p>
+      <w:pPr>
+        <w:spacing w:after="0" w:line="240" w:lineRule="auto"/>
+      </w:pPr>
+      <w:r>
         <w:drawing>
-          <wp:inline distT="0" distB="0" distL="0" distR="0" wp14:anchorId="6E960CA7" wp14:editId="6E3CA2C5">
-            <wp:extent cx="5320145" cy="2637337"/>
-            <wp:effectExtent l="0" t="0" r="0" b="0"/>
-            <wp:docPr id="1795846143" name="Picture 1" descr="A screenshot of a computer&#10;&#10;Description automatically generated"/>
+          <wp:inline distT="0" distB="0" distL="0" distR="0" wp14:anchorId="1C8E3674" wp14:editId="7AEB3448">
+            <wp:extent cx="5960853" cy="7700709"/>
+            <wp:effectExtent l="0" t="0" r="1905" b="0"/>
+            <wp:docPr id="1739167142" name="Picture 1" descr="A screen shot of a computer program&#10;&#10;Description automatically generated"/>
             <wp:cNvGraphicFramePr>
               <a:graphicFrameLocks xmlns:a="http://schemas.openxmlformats.org/drawingml/2006/main" noChangeAspect="1"/>
             </wp:cNvGraphicFramePr>
@@ -7747,7 +7408,7 @@
               <a:graphicData uri="http://schemas.openxmlformats.org/drawingml/2006/picture">
                 <pic:pic xmlns:pic="http://schemas.openxmlformats.org/drawingml/2006/picture">
                   <pic:nvPicPr>
-                    <pic:cNvPr id="1795846143" name="Picture 1" descr="A screenshot of a computer&#10;&#10;Description automatically generated"/>
+                    <pic:cNvPr id="1739167142" name="Picture 1" descr="A screen shot of a computer program&#10;&#10;Description automatically generated"/>
                     <pic:cNvPicPr/>
                   </pic:nvPicPr>
                   <pic:blipFill>
@@ -7759,7 +7420,7 @@
                   <pic:spPr>
                     <a:xfrm>
                       <a:off x="0" y="0"/>
-                      <a:ext cx="5323980" cy="2639238"/>
+                      <a:ext cx="5972547" cy="7715817"/>
                     </a:xfrm>
                     <a:prstGeom prst="rect">
                       <a:avLst/>
@@ -7781,24 +7442,144 @@
       <w:pPr>
         <w:spacing w:after="0" w:line="240" w:lineRule="auto"/>
       </w:pPr>
-      <w:r>
-        <w:t>NOTE: I won’t be testing the API for doing CRUD operations, but this is covered in the demo_video.mp4 file which will be included with the submission. In that, we go through all the CRUD operations on our APIs and make sure they are being persisted in our database.</w:t>
-      </w:r>
-    </w:p>
-    <w:p>
-      <w:pPr>
-        <w:spacing w:after="0" w:line="240" w:lineRule="auto"/>
-      </w:pPr>
-    </w:p>
-    <w:p>
-      <w:pPr>
-        <w:spacing w:after="0" w:line="240" w:lineRule="auto"/>
-      </w:pPr>
-    </w:p>
-    <w:p>
-      <w:pPr>
-        <w:spacing w:after="0" w:line="240" w:lineRule="auto"/>
-      </w:pPr>
+    </w:p>
+    <w:p>
+      <w:pPr>
+        <w:spacing w:after="0" w:line="240" w:lineRule="auto"/>
+      </w:pPr>
+      <w:r>
+        <w:lastRenderedPageBreak/>
+        <w:t xml:space="preserve">This section defines all the main API routes using FastAPI. Each route corresponds to a standard CRUD operation for the survey records stored in the database. </w:t>
+      </w:r>
+    </w:p>
+    <w:p>
+      <w:pPr>
+        <w:spacing w:after="0" w:line="240" w:lineRule="auto"/>
+      </w:pPr>
+    </w:p>
+    <w:p>
+      <w:pPr>
+        <w:spacing w:after="0" w:line="240" w:lineRule="auto"/>
+      </w:pPr>
+      <w:r>
+        <w:t>The create_survey function handles POST requests and is used to insert a new survey into the database. It takes a SurveyRequest object, which is automatically validated by Pydantic. Inside the function, I call a helper called validate_survey_input() to run extra validation on specific fields like likedMost, interestSource, and recommendLikelihood. Then, I use Survey.create(**survey.dict()) to insert the data into the database</w:t>
+      </w:r>
+      <w:r>
+        <w:t>.</w:t>
+      </w:r>
+      <w:r>
+        <w:t xml:space="preserve"> </w:t>
+      </w:r>
+      <w:r>
+        <w:t>T</w:t>
+      </w:r>
+      <w:r>
+        <w:t>his line takes the dictionary version of the validated survey object and unpacks it into keyword arguments for Peewee’s create() method, which is a cleaner way to insert all fields at once. The ** is Python’s unpacking operator</w:t>
+      </w:r>
+      <w:r>
+        <w:t xml:space="preserve">, </w:t>
+      </w:r>
+      <w:r>
+        <w:t>it takes a dictionary and spreads its key-value pairs into arguments. So if survey.dict() returns {"firstName": "Qasim", "email": "qasim@example.com"}, then **survey.dict() turns into firstName="Qasim", email="qasim@example.com" in the function call. If any error happens in the process, it’s caught by the try/except, and FastAPI returns a proper 500 error with a description of what went wrong.</w:t>
+      </w:r>
+    </w:p>
+    <w:p>
+      <w:pPr>
+        <w:spacing w:after="0" w:line="240" w:lineRule="auto"/>
+      </w:pPr>
+    </w:p>
+    <w:p>
+      <w:pPr>
+        <w:spacing w:after="0" w:line="240" w:lineRule="auto"/>
+      </w:pPr>
+      <w:r>
+        <w:t xml:space="preserve">The get_all_surveys route is a GET request that fetches all the surveys from the database using Survey.select(). Each result is returned as a dictionary via s.__data__, which exposes the Peewee model data in a JSON-friendly format. If there's a problem with the database query, it returns a 500 error. </w:t>
+      </w:r>
+    </w:p>
+    <w:p>
+      <w:pPr>
+        <w:spacing w:after="0" w:line="240" w:lineRule="auto"/>
+      </w:pPr>
+    </w:p>
+    <w:p>
+      <w:pPr>
+        <w:spacing w:after="0" w:line="240" w:lineRule="auto"/>
+      </w:pPr>
+      <w:r>
+        <w:t>For fetching a single survey, the get_survey_by_id route uses Survey.get() with a filter on the ID. If the record doesn’t exist, Peewee throws a DoesNotExist exception, and I handle that specifically by returning a 404 response with a "Survey not found" message.</w:t>
+      </w:r>
+    </w:p>
+    <w:p>
+      <w:pPr>
+        <w:spacing w:after="0" w:line="240" w:lineRule="auto"/>
+      </w:pPr>
+    </w:p>
+    <w:p>
+      <w:pPr>
+        <w:spacing w:after="0" w:line="240" w:lineRule="auto"/>
+      </w:pPr>
+      <w:r>
+        <w:t xml:space="preserve">The update_survey route handles PUT requests for updating an existing record. It also uses validate_survey_input() to re-check the fields before updating. Then it gets the existing database row, loops through the keys from the request object, and updates each field on the Peewee model using setattr(). After setting all the values, it saves the record with existing.save(). Again, it handles missing records and general errors gracefully using try/except. </w:t>
+      </w:r>
+    </w:p>
+    <w:p>
+      <w:pPr>
+        <w:spacing w:after="0" w:line="240" w:lineRule="auto"/>
+      </w:pPr>
+    </w:p>
+    <w:p>
+      <w:pPr>
+        <w:spacing w:after="0" w:line="240" w:lineRule="auto"/>
+      </w:pPr>
+      <w:r>
+        <w:t>The delete_survey route deletes a record if it exists, using delete_instance(), and returns a success message — or a 404 if the record wasn’t found.</w:t>
+      </w:r>
+    </w:p>
+    <w:p>
+      <w:pPr>
+        <w:spacing w:after="0" w:line="240" w:lineRule="auto"/>
+      </w:pPr>
+    </w:p>
+    <w:p>
+      <w:pPr>
+        <w:spacing w:after="0" w:line="240" w:lineRule="auto"/>
+      </w:pPr>
+      <w:r>
+        <w:t>Lastly, there’s a simple /api/version route that returns an HTML response with version info for the API, just to show it's running and display some author details.</w:t>
+      </w:r>
+    </w:p>
+    <w:p>
+      <w:pPr>
+        <w:spacing w:after="0" w:line="240" w:lineRule="auto"/>
+      </w:pPr>
+    </w:p>
+    <w:p>
+      <w:pPr>
+        <w:spacing w:after="0" w:line="240" w:lineRule="auto"/>
+      </w:pPr>
+      <w:r>
+        <w:t xml:space="preserve"> And at the bottom, the validate_survey_input() function checks that specific fields contain valid values by comparing them to hardcoded lists. If they don’t match, it raises an HTTP 400 error so the user gets a clear message explaining what was wrong. This gives me more control ove</w:t>
+      </w:r>
+      <w:r>
+        <w:t>r the data we add to our database.</w:t>
+      </w:r>
+      <w:r>
+        <w:br/>
+      </w:r>
+    </w:p>
+    <w:p>
+      <w:pPr>
+        <w:spacing w:after="0" w:line="240" w:lineRule="auto"/>
+      </w:pPr>
+      <w:r>
+        <w:t>Overall, this is the full application. It includes all the same features as my API from Assignment 3, which I built using Java and Spring Web. But since this version is in Python, I was able to take advantage of packages like FastAPI, Pydantic, and Peewee to build everything in a single file</w:t>
+      </w:r>
+      <w:r>
+        <w:t xml:space="preserve">, </w:t>
+      </w:r>
+      <w:r>
+        <w:t>with way less code and complexity.</w:t>
+      </w:r>
     </w:p>
     <w:p>
       <w:pPr>
@@ -7957,12 +7738,49 @@
           <w:rStyle w:val="Hyperlink"/>
         </w:rPr>
       </w:pPr>
-      <w:r>
+      <w:hyperlink r:id="rId80" w:history="1">
+        <w:r>
+          <w:rPr>
+            <w:rStyle w:val="Hyperlink"/>
+          </w:rPr>
+          <w:t>https://www.geeksforgeeks.org/creating-first-rest-api-with-fastapi/</w:t>
+        </w:r>
+      </w:hyperlink>
+    </w:p>
+    <w:p>
+      <w:pPr>
+        <w:spacing w:after="0" w:line="240" w:lineRule="auto"/>
         <w:rPr>
           <w:rStyle w:val="Hyperlink"/>
         </w:rPr>
-        <w:t>https://www.geeksforgeeks.org/creating-first-rest-api-with-fastapi/</w:t>
-      </w:r>
+      </w:pPr>
+      <w:hyperlink r:id="rId81" w:history="1">
+        <w:r>
+          <w:rPr>
+            <w:rStyle w:val="Hyperlink"/>
+          </w:rPr>
+          <w:t>https://realpython.com/fastapi-python-web-apis</w:t>
+        </w:r>
+        <w:r>
+          <w:rPr>
+            <w:rStyle w:val="Hyperlink"/>
+          </w:rPr>
+          <w:t>/</w:t>
+        </w:r>
+      </w:hyperlink>
+    </w:p>
+    <w:p>
+      <w:pPr>
+        <w:spacing w:after="0" w:line="240" w:lineRule="auto"/>
+      </w:pPr>
+      <w:hyperlink r:id="rId82" w:history="1">
+        <w:r>
+          <w:rPr>
+            <w:rStyle w:val="Hyperlink"/>
+          </w:rPr>
+          <w:t>https://realpython.com/python-pydantic</w:t>
+        </w:r>
+      </w:hyperlink>
     </w:p>
     <w:p>
       <w:pPr>
@@ -7987,7 +7805,44 @@
         <w:spacing w:after="0" w:line="240" w:lineRule="auto"/>
       </w:pPr>
       <w:r>
-        <w:t>This assignment, I learned how to deploy REST APIs to a Kubernetes cluster. In the last assignment, we did something very similar for a very simple web server and HTML file, and this assignment, we did basically that but the backend. So combined, these two assignments have taught me how to almost deploy an entire website with a front and back end to Kubernetes. I also learned a lot about how to develop APIs using Spring, and also learned how dependencies are managed with Spring projects (Maven). Overall, I learned a lot about how to create and deploy an API which connects to a database, and then create an automated pipeline that builds and deploys it for me.</w:t>
+        <w:t>This assignment, I learned how to deploy REST APIs to a Kubernetes cluster using Python and FastAPI. In the previous assignment, we also deployed a REST API, but we used Maven and Java, with Spring Web. This time, I used some of the more popular Python packages, such as Peewee for ORM (similar to Java’s Hibernate), FastAPI for building the API itself, and Pydantic for request validation.</w:t>
+      </w:r>
+    </w:p>
+    <w:p>
+      <w:pPr>
+        <w:spacing w:after="0" w:line="240" w:lineRule="auto"/>
+      </w:pPr>
+    </w:p>
+    <w:p>
+      <w:pPr>
+        <w:spacing w:after="0" w:line="240" w:lineRule="auto"/>
+      </w:pPr>
+      <w:r>
+        <w:t>The overall process was very similar</w:t>
+      </w:r>
+      <w:r>
+        <w:t>:</w:t>
+      </w:r>
+      <w:r>
+        <w:t xml:space="preserve"> containerize the app with Docker, set up a Kubernetes deployment and service, and expose the API</w:t>
+      </w:r>
+      <w:r>
+        <w:t xml:space="preserve"> -</w:t>
+      </w:r>
+      <w:r>
+        <w:t xml:space="preserve"> but working with FastAPI required a lot less boilerplate than Java and Maven. The syntax was cleaner, and setting up models, routes, and validation felt more lightweight and easier to follow.</w:t>
+      </w:r>
+      <w:r>
+        <w:t xml:space="preserve"> </w:t>
+      </w:r>
+      <w:r>
+        <w:t xml:space="preserve">I was able to put all my API code in just one </w:t>
+      </w:r>
+      <w:r>
+        <w:t xml:space="preserve">Python </w:t>
+      </w:r>
+      <w:r>
+        <w:t>file!</w:t>
       </w:r>
     </w:p>
     <w:sectPr>
@@ -8931,7 +8786,7 @@
   <w:style w:type="paragraph" w:default="1" w:styleId="Normal">
     <w:name w:val="Normal"/>
     <w:qFormat/>
-    <w:rsid w:val="00C36F9F"/>
+    <w:rsid w:val="000154E9"/>
   </w:style>
   <w:style w:type="paragraph" w:styleId="Heading1">
     <w:name w:val="heading 1"/>
@@ -9135,6 +8990,7 @@
   <w:style w:type="character" w:default="1" w:styleId="DefaultParagraphFont">
     <w:name w:val="Default Paragraph Font"/>
     <w:uiPriority w:val="1"/>
+    <w:semiHidden/>
     <w:unhideWhenUsed/>
   </w:style>
   <w:style w:type="table" w:default="1" w:styleId="TableNormal">
